--- a/Volume 1/Chapter 03 - File Handling/SPA_Vol1_Ch3_Lesson3_16_Binary_Files.docx
+++ b/Volume 1/Chapter 03 - File Handling/SPA_Vol1_Ch3_Lesson3_16_Binary_Files.docx
@@ -1159,7 +1159,7 @@
         <w:keepNext/>
       </w:pPr>
       <w:r>
-        <w:t>Save each source and supporting file from this lesson into the matching path in the project layout. As in Chapter 1, notepad .\c\basic_binary_file.c creates and opens one: choose Yes, type the file, save it with Ctrl+S, and close Notepad. Then install the TypeScript compiler for this project. It goes into .\typescript\node_modules, inside the lesson folder.</w:t>
+        <w:t>Next, let the tools create each project's settings file, as in Chapter 1. Remember, -o names the project folder: dotnet new console -o makes a C# project there, with a .csproj file and a starter Program.cs, which you replace with this lesson's code in the C# section. Remember, go.mod makes the folder a module: go mod init writes it, and its go line shows the Go version you have installed.</w:t>
       </w:r>
     </w:p>
     <w:p>
@@ -1170,9 +1170,298 @@
     <w:p>
       <w:pPr>
         <w:pStyle w:val="CommandBlock"/>
-      </w:pPr>
-      <w:r>
-        <w:t>npm --prefix .\typescript install --ignore-scripts --no-audit --no-fund</w:t>
+        <w:keepNext/>
+      </w:pPr>
+      <w:r>
+        <w:t>dotnet new console -o .\csharp\BasicBinaryFile</w:t>
+      </w:r>
+    </w:p>
+    <w:p>
+      <w:pPr>
+        <w:pStyle w:val="CommandBlock"/>
+        <w:keepNext/>
+      </w:pPr>
+      <w:r>
+        <w:t>dotnet new console -o .\csharp\BinaryFile</w:t>
+      </w:r>
+    </w:p>
+    <w:p>
+      <w:pPr>
+        <w:pStyle w:val="CommandBlock"/>
+      </w:pPr>
+      <w:r>
+        <w:t>go -C .\go mod init example.com/binaryfile</w:t>
+      </w:r>
+    </w:p>
+    <w:p>
+      <w:pPr>
+        <w:keepNext/>
+      </w:pPr>
+    </w:p>
+    <w:p>
+      <w:pPr>
+        <w:keepNext/>
+      </w:pPr>
+      <w:r>
+        <w:t>Then make the TypeScript project's package.json and install its compiler. Remember, npm init -y, npm pkg, then npm install: Push-Location moves into .\typescript first, because npm init ignores --prefix, and Pop-Location moves back to lesson-3.16.</w:t>
+      </w:r>
+    </w:p>
+    <w:p>
+      <w:pPr>
+        <w:keepNext/>
+      </w:pPr>
+    </w:p>
+    <w:p>
+      <w:pPr>
+        <w:pStyle w:val="CommandBlock"/>
+        <w:keepNext/>
+      </w:pPr>
+      <w:r>
+        <w:t>Push-Location .\typescript</w:t>
+      </w:r>
+    </w:p>
+    <w:p>
+      <w:pPr>
+        <w:pStyle w:val="CommandBlock"/>
+        <w:keepNext/>
+      </w:pPr>
+      <w:r>
+        <w:t>npm init -y</w:t>
+      </w:r>
+    </w:p>
+    <w:p>
+      <w:pPr>
+        <w:pStyle w:val="CommandBlock"/>
+        <w:keepNext/>
+      </w:pPr>
+      <w:r>
+        <w:t>npm pkg set name=binary-file-typescript type=module</w:t>
+      </w:r>
+    </w:p>
+    <w:p>
+      <w:pPr>
+        <w:pStyle w:val="CommandBlock"/>
+        <w:keepNext/>
+      </w:pPr>
+      <w:r>
+        <w:t>npm pkg set private=true --json</w:t>
+      </w:r>
+    </w:p>
+    <w:p>
+      <w:pPr>
+        <w:pStyle w:val="CommandBlock"/>
+        <w:keepNext/>
+      </w:pPr>
+      <w:r>
+        <w:t>npm pkg set "scripts.check=tsc --noEmit" "scripts.build=tsc --noEmitOnError"</w:t>
+      </w:r>
+    </w:p>
+    <w:p>
+      <w:pPr>
+        <w:pStyle w:val="CommandBlock"/>
+        <w:keepNext/>
+      </w:pPr>
+      <w:r>
+        <w:t>npm pkg delete version description main keywords author license scripts.test</w:t>
+      </w:r>
+    </w:p>
+    <w:p>
+      <w:pPr>
+        <w:pStyle w:val="CommandBlock"/>
+        <w:keepNext/>
+      </w:pPr>
+      <w:r>
+        <w:t>npm install --save-dev --save-exact typescript@7.0.2 @types/node@24.13.5 `</w:t>
+      </w:r>
+    </w:p>
+    <w:p>
+      <w:pPr>
+        <w:pStyle w:val="CommandBlock"/>
+        <w:keepNext/>
+      </w:pPr>
+      <w:r>
+        <w:t xml:space="preserve">    --ignore-scripts --no-audit --no-fund</w:t>
+      </w:r>
+    </w:p>
+    <w:p>
+      <w:pPr>
+        <w:pStyle w:val="CommandBlock"/>
+      </w:pPr>
+      <w:r>
+        <w:t>Pop-Location</w:t>
+      </w:r>
+    </w:p>
+    <w:p>
+      <w:pPr>
+        <w:keepNext/>
+      </w:pPr>
+    </w:p>
+    <w:p>
+      <w:r>
+        <w:t>Then type the TypeScript compiler settings. As in Chapter 1, notepad .\typescript\tsconfig.json creates and opens the file: choose Yes, type the file, save it with Ctrl+S, and close Notepad.</w:t>
+      </w:r>
+    </w:p>
+    <w:p>
+      <w:pPr>
+        <w:keepNext/>
+      </w:pPr>
+    </w:p>
+    <w:p>
+      <w:pPr>
+        <w:pStyle w:val="Heading3"/>
+      </w:pPr>
+      <w:r>
+        <w:t>typescript/tsconfig.json</w:t>
+      </w:r>
+    </w:p>
+    <w:p>
+      <w:pPr>
+        <w:pStyle w:val="SourceCode"/>
+        <w:keepNext/>
+      </w:pPr>
+      <w:r>
+        <w:t>{</w:t>
+      </w:r>
+    </w:p>
+    <w:p>
+      <w:pPr>
+        <w:pStyle w:val="SourceCode"/>
+        <w:keepNext/>
+      </w:pPr>
+      <w:r>
+        <w:t xml:space="preserve">  "compilerOptions": {</w:t>
+      </w:r>
+    </w:p>
+    <w:p>
+      <w:pPr>
+        <w:pStyle w:val="SourceCode"/>
+      </w:pPr>
+      <w:r>
+        <w:t xml:space="preserve">    "target": "ES2022",</w:t>
+      </w:r>
+    </w:p>
+    <w:p>
+      <w:pPr>
+        <w:pStyle w:val="SourceCode"/>
+      </w:pPr>
+      <w:r>
+        <w:t xml:space="preserve">    "module": "NodeNext",</w:t>
+      </w:r>
+    </w:p>
+    <w:p>
+      <w:pPr>
+        <w:pStyle w:val="SourceCode"/>
+      </w:pPr>
+      <w:r>
+        <w:t xml:space="preserve">    "moduleResolution": "NodeNext",</w:t>
+      </w:r>
+    </w:p>
+    <w:p>
+      <w:pPr>
+        <w:pStyle w:val="SourceCode"/>
+      </w:pPr>
+      <w:r>
+        <w:t xml:space="preserve">    "rootDir": "src",</w:t>
+      </w:r>
+    </w:p>
+    <w:p>
+      <w:pPr>
+        <w:pStyle w:val="SourceCode"/>
+      </w:pPr>
+      <w:r>
+        <w:t xml:space="preserve">    "outDir": "dist",</w:t>
+      </w:r>
+    </w:p>
+    <w:p>
+      <w:pPr>
+        <w:pStyle w:val="SourceCode"/>
+      </w:pPr>
+      <w:r>
+        <w:t xml:space="preserve">    "strict": true,</w:t>
+      </w:r>
+    </w:p>
+    <w:p>
+      <w:pPr>
+        <w:pStyle w:val="SourceCode"/>
+      </w:pPr>
+      <w:r>
+        <w:t xml:space="preserve">    "types": [</w:t>
+      </w:r>
+    </w:p>
+    <w:p>
+      <w:pPr>
+        <w:pStyle w:val="SourceCode"/>
+      </w:pPr>
+      <w:r>
+        <w:t xml:space="preserve">      "node"</w:t>
+      </w:r>
+    </w:p>
+    <w:p>
+      <w:pPr>
+        <w:pStyle w:val="SourceCode"/>
+      </w:pPr>
+      <w:r>
+        <w:t xml:space="preserve">    ],</w:t>
+      </w:r>
+    </w:p>
+    <w:p>
+      <w:pPr>
+        <w:pStyle w:val="SourceCode"/>
+      </w:pPr>
+      <w:r>
+        <w:t xml:space="preserve">    "moduleDetection": "force"</w:t>
+      </w:r>
+    </w:p>
+    <w:p>
+      <w:pPr>
+        <w:pStyle w:val="SourceCode"/>
+      </w:pPr>
+      <w:r>
+        <w:t xml:space="preserve">  },</w:t>
+      </w:r>
+    </w:p>
+    <w:p>
+      <w:pPr>
+        <w:pStyle w:val="SourceCode"/>
+      </w:pPr>
+      <w:r>
+        <w:t xml:space="preserve">  "include": [</w:t>
+      </w:r>
+    </w:p>
+    <w:p>
+      <w:pPr>
+        <w:pStyle w:val="SourceCode"/>
+        <w:keepNext/>
+      </w:pPr>
+      <w:r>
+        <w:t xml:space="preserve">    "src/**/*.ts"</w:t>
+      </w:r>
+    </w:p>
+    <w:p>
+      <w:pPr>
+        <w:pStyle w:val="SourceCode"/>
+        <w:keepNext/>
+      </w:pPr>
+      <w:r>
+        <w:t xml:space="preserve">  ]</w:t>
+      </w:r>
+    </w:p>
+    <w:p>
+      <w:pPr>
+        <w:pStyle w:val="SourceCode"/>
+      </w:pPr>
+      <w:r>
+        <w:t>}</w:t>
+      </w:r>
+    </w:p>
+    <w:p>
+      <w:pPr>
+        <w:keepNext/>
+      </w:pPr>
+    </w:p>
+    <w:p>
+      <w:r>
+        <w:t>You save each source file in its language's section below, as each is shown, the same way.</w:t>
       </w:r>
     </w:p>
     <w:p>
@@ -1242,7 +1531,7 @@
         <w:keepNext/>
       </w:pPr>
       <w:r>
-        <w:t>Save each source and supporting file from this lesson into the matching path in the project layout. As in Chapter 1, nano ./c/basic_binary_file.c creates and opens one: type the file, then save and close it with Ctrl+O, Enter, then Ctrl+X. Then install the TypeScript compiler for this project.</w:t>
+        <w:t>Then create the C#, Go, and TypeScript project files with the same commands as on Windows; cd moves into ./typescript for the npm lines, and cd .. moves back.</w:t>
       </w:r>
     </w:p>
     <w:p>
@@ -1253,9 +1542,118 @@
     <w:p>
       <w:pPr>
         <w:pStyle w:val="CommandBlock"/>
-      </w:pPr>
-      <w:r>
-        <w:t>npm --prefix ./typescript install --ignore-scripts --no-audit --no-fund</w:t>
+        <w:keepNext/>
+      </w:pPr>
+      <w:r>
+        <w:t>dotnet new console -o ./csharp/BasicBinaryFile</w:t>
+      </w:r>
+    </w:p>
+    <w:p>
+      <w:pPr>
+        <w:pStyle w:val="CommandBlock"/>
+        <w:keepNext/>
+      </w:pPr>
+      <w:r>
+        <w:t>dotnet new console -o ./csharp/BinaryFile</w:t>
+      </w:r>
+    </w:p>
+    <w:p>
+      <w:pPr>
+        <w:pStyle w:val="CommandBlock"/>
+        <w:keepNext/>
+      </w:pPr>
+      <w:r>
+        <w:t>go -C ./go mod init example.com/binaryfile</w:t>
+      </w:r>
+    </w:p>
+    <w:p>
+      <w:pPr>
+        <w:pStyle w:val="CommandBlock"/>
+        <w:keepNext/>
+      </w:pPr>
+      <w:r>
+        <w:t>cd ./typescript</w:t>
+      </w:r>
+    </w:p>
+    <w:p>
+      <w:pPr>
+        <w:pStyle w:val="CommandBlock"/>
+        <w:keepNext/>
+      </w:pPr>
+      <w:r>
+        <w:t>npm init -y</w:t>
+      </w:r>
+    </w:p>
+    <w:p>
+      <w:pPr>
+        <w:pStyle w:val="CommandBlock"/>
+        <w:keepNext/>
+      </w:pPr>
+      <w:r>
+        <w:t>npm pkg set name=binary-file-typescript type=module</w:t>
+      </w:r>
+    </w:p>
+    <w:p>
+      <w:pPr>
+        <w:pStyle w:val="CommandBlock"/>
+        <w:keepNext/>
+      </w:pPr>
+      <w:r>
+        <w:t>npm pkg set private=true --json</w:t>
+      </w:r>
+    </w:p>
+    <w:p>
+      <w:pPr>
+        <w:pStyle w:val="CommandBlock"/>
+        <w:keepNext/>
+      </w:pPr>
+      <w:r>
+        <w:t>npm pkg set "scripts.check=tsc --noEmit" "scripts.build=tsc --noEmitOnError"</w:t>
+      </w:r>
+    </w:p>
+    <w:p>
+      <w:pPr>
+        <w:pStyle w:val="CommandBlock"/>
+        <w:keepNext/>
+      </w:pPr>
+      <w:r>
+        <w:t>npm pkg delete version description main keywords author license scripts.test</w:t>
+      </w:r>
+    </w:p>
+    <w:p>
+      <w:pPr>
+        <w:pStyle w:val="CommandBlock"/>
+        <w:keepNext/>
+      </w:pPr>
+      <w:r>
+        <w:t>npm install --save-dev --save-exact typescript@7.0.2 @types/node@24.13.5 \</w:t>
+      </w:r>
+    </w:p>
+    <w:p>
+      <w:pPr>
+        <w:pStyle w:val="CommandBlock"/>
+        <w:keepNext/>
+      </w:pPr>
+      <w:r>
+        <w:t xml:space="preserve">    --ignore-scripts --no-audit --no-fund</w:t>
+      </w:r>
+    </w:p>
+    <w:p>
+      <w:pPr>
+        <w:pStyle w:val="CommandBlock"/>
+      </w:pPr>
+      <w:r>
+        <w:t>cd ..</w:t>
+      </w:r>
+    </w:p>
+    <w:p>
+      <w:pPr>
+        <w:keepNext/>
+      </w:pPr>
+    </w:p>
+    <w:p>
+      <w:r>
+        <w:t>Type typescript/tsconfig.json exactly as shown in the Windows setup. You save each source file in its language's section below, as each is shown. As in Chapter 1, nano ./c/basic_binary_file.c creates and opens one: type the file, then save and close it with Ctrl+O, Enter, then Ctrl+X.</w:t>
       </w:r>
     </w:p>
     <w:p>
@@ -17207,7 +17605,7 @@
     </w:p>
     <w:p>
       <w:r>
-        <w:t>These files follow the same pattern as the earlier lessons. Each .csproj file makes its folder a C# console program; neither lists a package, because File's byte methods are part of .NET. go.mod names this lesson's Go module, example.com/binaryfile. package.json names the TypeScript compiler and Node's type descriptions, and tsconfig.json tells the compiler to build src into dist.</w:t>
+        <w:t>These are the files the setup commands wrote, shown here so you can check yours. Your go line shows your own Go version, and the blank lines and the order of the package.json fields may differ.</w:t>
       </w:r>
     </w:p>
     <w:p>
@@ -17545,164 +17943,6 @@
       </w:pPr>
       <w:r>
         <w:t xml:space="preserve">  }</w:t>
-      </w:r>
-    </w:p>
-    <w:p>
-      <w:pPr>
-        <w:pStyle w:val="SourceCode"/>
-      </w:pPr>
-      <w:r>
-        <w:t>}</w:t>
-      </w:r>
-    </w:p>
-    <w:p>
-      <w:pPr>
-        <w:keepNext/>
-      </w:pPr>
-    </w:p>
-    <w:p>
-      <w:pPr>
-        <w:keepNext/>
-      </w:pPr>
-    </w:p>
-    <w:p>
-      <w:pPr>
-        <w:pStyle w:val="Heading2"/>
-      </w:pPr>
-      <w:r>
-        <w:t>typescript/tsconfig.json</w:t>
-      </w:r>
-    </w:p>
-    <w:p>
-      <w:pPr>
-        <w:pStyle w:val="SourceCode"/>
-        <w:keepNext/>
-      </w:pPr>
-      <w:r>
-        <w:t>{</w:t>
-      </w:r>
-    </w:p>
-    <w:p>
-      <w:pPr>
-        <w:pStyle w:val="SourceCode"/>
-        <w:keepNext/>
-      </w:pPr>
-      <w:r>
-        <w:t xml:space="preserve">  "compilerOptions": {</w:t>
-      </w:r>
-    </w:p>
-    <w:p>
-      <w:pPr>
-        <w:pStyle w:val="SourceCode"/>
-      </w:pPr>
-      <w:r>
-        <w:t xml:space="preserve">    "target": "ES2022",</w:t>
-      </w:r>
-    </w:p>
-    <w:p>
-      <w:pPr>
-        <w:pStyle w:val="SourceCode"/>
-      </w:pPr>
-      <w:r>
-        <w:t xml:space="preserve">    "module": "NodeNext",</w:t>
-      </w:r>
-    </w:p>
-    <w:p>
-      <w:pPr>
-        <w:pStyle w:val="SourceCode"/>
-      </w:pPr>
-      <w:r>
-        <w:t xml:space="preserve">    "moduleResolution": "NodeNext",</w:t>
-      </w:r>
-    </w:p>
-    <w:p>
-      <w:pPr>
-        <w:pStyle w:val="SourceCode"/>
-      </w:pPr>
-      <w:r>
-        <w:t xml:space="preserve">    "rootDir": "src",</w:t>
-      </w:r>
-    </w:p>
-    <w:p>
-      <w:pPr>
-        <w:pStyle w:val="SourceCode"/>
-      </w:pPr>
-      <w:r>
-        <w:t xml:space="preserve">    "outDir": "dist",</w:t>
-      </w:r>
-    </w:p>
-    <w:p>
-      <w:pPr>
-        <w:pStyle w:val="SourceCode"/>
-      </w:pPr>
-      <w:r>
-        <w:t xml:space="preserve">    "strict": true,</w:t>
-      </w:r>
-    </w:p>
-    <w:p>
-      <w:pPr>
-        <w:pStyle w:val="SourceCode"/>
-      </w:pPr>
-      <w:r>
-        <w:t xml:space="preserve">    "types": [</w:t>
-      </w:r>
-    </w:p>
-    <w:p>
-      <w:pPr>
-        <w:pStyle w:val="SourceCode"/>
-      </w:pPr>
-      <w:r>
-        <w:t xml:space="preserve">      "node"</w:t>
-      </w:r>
-    </w:p>
-    <w:p>
-      <w:pPr>
-        <w:pStyle w:val="SourceCode"/>
-      </w:pPr>
-      <w:r>
-        <w:t xml:space="preserve">    ],</w:t>
-      </w:r>
-    </w:p>
-    <w:p>
-      <w:pPr>
-        <w:pStyle w:val="SourceCode"/>
-      </w:pPr>
-      <w:r>
-        <w:t xml:space="preserve">    "moduleDetection": "force"</w:t>
-      </w:r>
-    </w:p>
-    <w:p>
-      <w:pPr>
-        <w:pStyle w:val="SourceCode"/>
-      </w:pPr>
-      <w:r>
-        <w:t xml:space="preserve">  },</w:t>
-      </w:r>
-    </w:p>
-    <w:p>
-      <w:pPr>
-        <w:pStyle w:val="SourceCode"/>
-      </w:pPr>
-      <w:r>
-        <w:t xml:space="preserve">  "include": [</w:t>
-      </w:r>
-    </w:p>
-    <w:p>
-      <w:pPr>
-        <w:pStyle w:val="SourceCode"/>
-        <w:keepNext/>
-      </w:pPr>
-      <w:r>
-        <w:t xml:space="preserve">    "src/**/*.ts"</w:t>
-      </w:r>
-    </w:p>
-    <w:p>
-      <w:pPr>
-        <w:pStyle w:val="SourceCode"/>
-        <w:keepNext/>
-      </w:pPr>
-      <w:r>
-        <w:t xml:space="preserve">  ]</w:t>
       </w:r>
     </w:p>
     <w:p>
@@ -19321,31 +19561,31 @@
       </w:rPr>
     </w:lvl>
   </w:abstractNum>
-  <w:num w:numId="1" w16cid:durableId="1600139486">
+  <w:num w:numId="1" w16cid:durableId="1716813503">
     <w:abstractNumId w:val="8"/>
   </w:num>
-  <w:num w:numId="2" w16cid:durableId="3173796">
+  <w:num w:numId="2" w16cid:durableId="1677806324">
     <w:abstractNumId w:val="6"/>
   </w:num>
-  <w:num w:numId="3" w16cid:durableId="50664714">
+  <w:num w:numId="3" w16cid:durableId="2036347666">
     <w:abstractNumId w:val="5"/>
   </w:num>
-  <w:num w:numId="4" w16cid:durableId="1550603277">
+  <w:num w:numId="4" w16cid:durableId="529949840">
     <w:abstractNumId w:val="4"/>
   </w:num>
-  <w:num w:numId="5" w16cid:durableId="1774281175">
+  <w:num w:numId="5" w16cid:durableId="498545561">
     <w:abstractNumId w:val="7"/>
   </w:num>
-  <w:num w:numId="6" w16cid:durableId="1480266267">
+  <w:num w:numId="6" w16cid:durableId="1552570107">
     <w:abstractNumId w:val="3"/>
   </w:num>
-  <w:num w:numId="7" w16cid:durableId="32579638">
+  <w:num w:numId="7" w16cid:durableId="1779792659">
     <w:abstractNumId w:val="2"/>
   </w:num>
-  <w:num w:numId="8" w16cid:durableId="564296311">
+  <w:num w:numId="8" w16cid:durableId="199783629">
     <w:abstractNumId w:val="1"/>
   </w:num>
-  <w:num w:numId="9" w16cid:durableId="600454959">
+  <w:num w:numId="9" w16cid:durableId="2067409883">
     <w:abstractNumId w:val="0"/>
   </w:num>
 </w:numbering>

--- a/Volume 1/Chapter 03 - File Handling/SPA_Vol1_Ch3_Lesson3_16_Binary_Files.docx
+++ b/Volume 1/Chapter 03 - File Handling/SPA_Vol1_Ch3_Lesson3_16_Binary_Files.docx
@@ -254,6 +254,17 @@
         <w:pStyle w:val="ListBullet"/>
       </w:pPr>
       <w:r>
+        <w:t>Each language writes its own sample.bin inside its own folder: the C programs write .\c\sample.bin, the C++ programs .\cpp\sample.bin, and so on, so no two languages ever change the same file. Each program joins its folder's name and sample.bin with the language's join (Lesson 2.13). The path is relative, so it starts from the working directory: run the programs from the lesson-3.16 folder. The programs print the path as they joined it, without .\ in front; the c at its start is the C folder, never drive C.</w:t>
+      </w:r>
+      <w:r>
+        <w:t xml:space="preserve"> The Challenge's big.bin is different: every language only reads it, so one shared copy sits in the lesson-3.16 folder.</w:t>
+      </w:r>
+    </w:p>
+    <w:p>
+      <w:pPr>
+        <w:pStyle w:val="ListBullet"/>
+      </w:pPr>
+      <w:r>
         <w:t xml:space="preserve">Binary mode and text mode. Handling a file as bytes means every byte goes to the file, and comes back, exactly as given. Text handling adds a step. On Windows, C's and C++'s text mode turns each 0x0A written into 0x0D 0x0A, and each 0x0D 0x0A read back into 0x0A. Python's text methods also write each 0x0A as 0x0D 0x0A on Windows, but they read differently: on every system, not only Windows, they turn each 0x0D 0x0A into 0x0A, and a lone 0x0D into 0x0A as well. The text methods of C#, Python, and TypeScript </w:t>
       </w:r>
       <w:r>
@@ -763,7 +774,7 @@
         <w:pStyle w:val="ListBullet"/>
       </w:pPr>
       <w:r>
-        <w:t>Every implementation writes the same 8 bytes, 0x53 0x50 0x41 0x00 0x0D 0x0A 0xFF 0x10, to sample.bin in the lesson-3.16 folder, as bytes, unchanged, replacing any earlier copy.</w:t>
+        <w:t>Every implementation writes the same 8 bytes, 0x53 0x50 0x41 0x00 0x0D 0x0A 0xFF 0x10, to sample.bin in its own language's folder (.\c\sample.bin for C, .\cpp\sample.bin for C++, and so on), as bytes, unchanged, replacing any earlier copy.</w:t>
       </w:r>
     </w:p>
     <w:p>
@@ -976,7 +987,7 @@
     </w:p>
     <w:p>
       <w:r>
-        <w:t>sample.bin is not in the layout: every program creates it.</w:t>
+        <w:t>sample.bin is not in the layout: every program creates its own, in its language's folder, such as .\c\sample.bin.</w:t>
       </w:r>
     </w:p>
     <w:p>
@@ -1767,6 +1778,59 @@
         <w:pStyle w:val="SourceCode"/>
       </w:pPr>
       <w:r>
+        <w:t>// Remember, #ifdef picks code per system: \ on Windows, / elsewhere.</w:t>
+      </w:r>
+    </w:p>
+    <w:p>
+      <w:pPr>
+        <w:pStyle w:val="SourceCode"/>
+      </w:pPr>
+      <w:r>
+        <w:t>#ifdef _WIN32</w:t>
+      </w:r>
+    </w:p>
+    <w:p>
+      <w:pPr>
+        <w:pStyle w:val="SourceCode"/>
+      </w:pPr>
+      <w:r>
+        <w:t>#define SEPARATOR "\\"</w:t>
+      </w:r>
+    </w:p>
+    <w:p>
+      <w:pPr>
+        <w:pStyle w:val="SourceCode"/>
+      </w:pPr>
+      <w:r>
+        <w:t>#else</w:t>
+      </w:r>
+    </w:p>
+    <w:p>
+      <w:pPr>
+        <w:pStyle w:val="SourceCode"/>
+      </w:pPr>
+      <w:r>
+        <w:t>#define SEPARATOR "/"</w:t>
+      </w:r>
+    </w:p>
+    <w:p>
+      <w:pPr>
+        <w:pStyle w:val="SourceCode"/>
+      </w:pPr>
+      <w:r>
+        <w:t>#endif</w:t>
+      </w:r>
+    </w:p>
+    <w:p>
+      <w:pPr>
+        <w:pStyle w:val="SourceCode"/>
+      </w:pPr>
+    </w:p>
+    <w:p>
+      <w:pPr>
+        <w:pStyle w:val="SourceCode"/>
+      </w:pPr>
+      <w:r>
         <w:t>// Remember, main starts the program; 0 = success, 1 = failure.</w:t>
       </w:r>
     </w:p>
@@ -1899,8 +1963,53 @@
       <w:pPr>
         <w:pStyle w:val="SourceCode"/>
       </w:pPr>
-      <w:r>
-        <w:t xml:space="preserve">    const char *path = "sample.bin";</w:t>
+    </w:p>
+    <w:p>
+      <w:pPr>
+        <w:pStyle w:val="SourceCode"/>
+      </w:pPr>
+      <w:r>
+        <w:t xml:space="preserve">    // The file's name is sample.bin, and it goes in the c folder, so the</w:t>
+      </w:r>
+    </w:p>
+    <w:p>
+      <w:pPr>
+        <w:pStyle w:val="SourceCode"/>
+      </w:pPr>
+      <w:r>
+        <w:t xml:space="preserve">    // C programs write only inside their own folder. Remember, join builds</w:t>
+      </w:r>
+    </w:p>
+    <w:p>
+      <w:pPr>
+        <w:pStyle w:val="SourceCode"/>
+      </w:pPr>
+      <w:r>
+        <w:t xml:space="preserve">    // the path with the right separator; C joins with snprintf, one %s per</w:t>
+      </w:r>
+    </w:p>
+    <w:p>
+      <w:pPr>
+        <w:pStyle w:val="SourceCode"/>
+      </w:pPr>
+      <w:r>
+        <w:t xml:space="preserve">    // part: c, SEPARATOR, and the file's name.</w:t>
+      </w:r>
+    </w:p>
+    <w:p>
+      <w:pPr>
+        <w:pStyle w:val="SourceCode"/>
+      </w:pPr>
+      <w:r>
+        <w:t xml:space="preserve">    char path[256] = "";</w:t>
+      </w:r>
+    </w:p>
+    <w:p>
+      <w:pPr>
+        <w:pStyle w:val="SourceCode"/>
+      </w:pPr>
+      <w:r>
+        <w:t xml:space="preserve">    snprintf(path, sizeof path, "%s%s%s", "c", SEPARATOR, "sample.bin");</w:t>
       </w:r>
     </w:p>
     <w:p>
@@ -2838,7 +2947,7 @@
         <w:keepNext/>
       </w:pPr>
       <w:r>
-        <w:t>Wrote 8 bytes to sample.bin</w:t>
+        <w:t>Wrote 8 bytes to c\sample.bin</w:t>
       </w:r>
     </w:p>
     <w:p>
@@ -2847,7 +2956,7 @@
         <w:keepNext/>
       </w:pPr>
       <w:r>
-        <w:t>Read 8 bytes from sample.bin</w:t>
+        <w:t>Read 8 bytes from c\sample.bin</w:t>
       </w:r>
     </w:p>
     <w:p>
@@ -2969,7 +3078,7 @@
         <w:pStyle w:val="ListBullet"/>
       </w:pPr>
       <w:r>
-        <w:t>The program creates sample.bin in the folder you run it from, the lesson-3.16 folder, and replaces it on every run.</w:t>
+        <w:t>The program creates sample.bin in its own folder, .\c, inside the lesson-3.16 folder you run it from, and replaces it on every run; the Wrote and Read lines show the path it joined.</w:t>
       </w:r>
     </w:p>
     <w:p>
@@ -2998,7 +3107,7 @@
         <w:keepNext/>
       </w:pPr>
       <w:r>
-        <w:t>Now look at the file with PowerShell's own tools. (Get-Item sample.bin).Length prints its size in bytes, as in Lesson 3.10. Format-Hex reads a file's bytes; .Bytes gives them as numbers, and -join " " joins the numbers into one line with a space between them.</w:t>
+        <w:t>Now look at the file with PowerShell's own tools. (Get-Item .\c\sample.bin).Length prints its size in bytes, as in Lesson 3.10. Format-Hex reads a file's bytes; .Bytes gives them as numbers, and -join " " joins the numbers into one line with a space between them.</w:t>
       </w:r>
     </w:p>
     <w:p>
@@ -3012,7 +3121,7 @@
         <w:keepNext/>
       </w:pPr>
       <w:r>
-        <w:t>(Get-Item sample.bin).Length</w:t>
+        <w:t>(Get-Item .\c\sample.bin).Length</w:t>
       </w:r>
     </w:p>
     <w:p>
@@ -3020,7 +3129,7 @@
         <w:pStyle w:val="CommandBlock"/>
       </w:pPr>
       <w:r>
-        <w:t>(Format-Hex sample.bin).Bytes -join " "</w:t>
+        <w:t>(Format-Hex .\c\sample.bin).Bytes -join " "</w:t>
       </w:r>
     </w:p>
     <w:p>
@@ -3055,7 +3164,7 @@
         <w:keepNext/>
       </w:pPr>
       <w:r>
-        <w:t>wc -c &lt; sample.bin</w:t>
+        <w:t>wc -c &lt; ./c/sample.bin</w:t>
       </w:r>
     </w:p>
     <w:p>
@@ -3063,7 +3172,7 @@
         <w:pStyle w:val="CommandBlock"/>
       </w:pPr>
       <w:r>
-        <w:t>od -A n -t u1 sample.bin</w:t>
+        <w:t>od -A n -t u1 ./c/sample.bin</w:t>
       </w:r>
     </w:p>
     <w:p>
@@ -3194,6 +3303,59 @@
         <w:pStyle w:val="SourceCode"/>
       </w:pPr>
       <w:r>
+        <w:t>// Remember, #ifdef picks code per system: \ on Windows, / elsewhere.</w:t>
+      </w:r>
+    </w:p>
+    <w:p>
+      <w:pPr>
+        <w:pStyle w:val="SourceCode"/>
+      </w:pPr>
+      <w:r>
+        <w:t>#ifdef _WIN32</w:t>
+      </w:r>
+    </w:p>
+    <w:p>
+      <w:pPr>
+        <w:pStyle w:val="SourceCode"/>
+      </w:pPr>
+      <w:r>
+        <w:t>#define SEPARATOR "\\"</w:t>
+      </w:r>
+    </w:p>
+    <w:p>
+      <w:pPr>
+        <w:pStyle w:val="SourceCode"/>
+      </w:pPr>
+      <w:r>
+        <w:t>#else</w:t>
+      </w:r>
+    </w:p>
+    <w:p>
+      <w:pPr>
+        <w:pStyle w:val="SourceCode"/>
+      </w:pPr>
+      <w:r>
+        <w:t>#define SEPARATOR "/"</w:t>
+      </w:r>
+    </w:p>
+    <w:p>
+      <w:pPr>
+        <w:pStyle w:val="SourceCode"/>
+      </w:pPr>
+      <w:r>
+        <w:t>#endif</w:t>
+      </w:r>
+    </w:p>
+    <w:p>
+      <w:pPr>
+        <w:pStyle w:val="SourceCode"/>
+      </w:pPr>
+    </w:p>
+    <w:p>
+      <w:pPr>
+        <w:pStyle w:val="SourceCode"/>
+      </w:pPr>
+      <w:r>
         <w:t>// Writes count bytes from bytes into the file at path, replacing it, and</w:t>
       </w:r>
     </w:p>
@@ -3696,8 +3858,45 @@
       <w:pPr>
         <w:pStyle w:val="SourceCode"/>
       </w:pPr>
-      <w:r>
-        <w:t xml:space="preserve">    const char *path = "sample.bin";</w:t>
+    </w:p>
+    <w:p>
+      <w:pPr>
+        <w:pStyle w:val="SourceCode"/>
+      </w:pPr>
+      <w:r>
+        <w:t xml:space="preserve">    // The file goes in the c folder, so the C programs write only inside</w:t>
+      </w:r>
+    </w:p>
+    <w:p>
+      <w:pPr>
+        <w:pStyle w:val="SourceCode"/>
+      </w:pPr>
+      <w:r>
+        <w:t xml:space="preserve">    // their own folder. Remember, join builds the path with the right</w:t>
+      </w:r>
+    </w:p>
+    <w:p>
+      <w:pPr>
+        <w:pStyle w:val="SourceCode"/>
+      </w:pPr>
+      <w:r>
+        <w:t xml:space="preserve">    // separator.</w:t>
+      </w:r>
+    </w:p>
+    <w:p>
+      <w:pPr>
+        <w:pStyle w:val="SourceCode"/>
+      </w:pPr>
+      <w:r>
+        <w:t xml:space="preserve">    char path[256] = "";</w:t>
+      </w:r>
+    </w:p>
+    <w:p>
+      <w:pPr>
+        <w:pStyle w:val="SourceCode"/>
+      </w:pPr>
+      <w:r>
+        <w:t xml:space="preserve">    snprintf(path, sizeof path, "%s%s%s", "c", SEPARATOR, "sample.bin");</w:t>
       </w:r>
     </w:p>
     <w:p>
@@ -4250,7 +4449,7 @@
         <w:keepNext/>
       </w:pPr>
       <w:r>
-        <w:t>Wrote 8 bytes to sample.bin</w:t>
+        <w:t>Wrote 8 bytes to c\sample.bin</w:t>
       </w:r>
     </w:p>
     <w:p>
@@ -4259,7 +4458,7 @@
         <w:keepNext/>
       </w:pPr>
       <w:r>
-        <w:t>Read 8 bytes from sample.bin</w:t>
+        <w:t>Read 8 bytes from c\sample.bin</w:t>
       </w:r>
     </w:p>
     <w:p>
@@ -4378,7 +4577,7 @@
         <w:keepNext/>
       </w:pPr>
       <w:r>
-        <w:t>Now make the write fail. Set-ItemProperty with IsReadOnly $true marks sample.bin read-only, as in Lesson 3.3, so no program may write it. The program runs, $LASTEXITCODE shows its exit code, the second Set-ItemProperty clears the mark, and Format-Hex shows the file's bytes.</w:t>
+        <w:t>Now make the write fail. Set-ItemProperty with IsReadOnly $true marks .\c\sample.bin read-only, as in Lesson 3.3, so no program may write it. The program runs, $LASTEXITCODE shows its exit code, the second Set-ItemProperty clears the mark, and Format-Hex shows the file's bytes.</w:t>
       </w:r>
     </w:p>
     <w:p>
@@ -4392,7 +4591,7 @@
         <w:keepNext/>
       </w:pPr>
       <w:r>
-        <w:t>Set-ItemProperty sample.bin IsReadOnly $true</w:t>
+        <w:t>Set-ItemProperty .\c\sample.bin IsReadOnly $true</w:t>
       </w:r>
     </w:p>
     <w:p>
@@ -4419,7 +4618,7 @@
         <w:keepNext/>
       </w:pPr>
       <w:r>
-        <w:t>Set-ItemProperty sample.bin IsReadOnly $false</w:t>
+        <w:t>Set-ItemProperty .\c\sample.bin IsReadOnly $false</w:t>
       </w:r>
     </w:p>
     <w:p>
@@ -4427,7 +4626,7 @@
         <w:pStyle w:val="CommandBlock"/>
       </w:pPr>
       <w:r>
-        <w:t>(Format-Hex sample.bin).Bytes -join " "</w:t>
+        <w:t>(Format-Hex .\c\sample.bin).Bytes -join " "</w:t>
       </w:r>
     </w:p>
     <w:p>
@@ -4462,7 +4661,7 @@
         <w:keepNext/>
       </w:pPr>
       <w:r>
-        <w:t>chmod a-w sample.bin</w:t>
+        <w:t>chmod a-w ./c/sample.bin</w:t>
       </w:r>
     </w:p>
     <w:p>
@@ -4489,7 +4688,7 @@
         <w:keepNext/>
       </w:pPr>
       <w:r>
-        <w:t>chmod u+w sample.bin</w:t>
+        <w:t>chmod u+w ./c/sample.bin</w:t>
       </w:r>
     </w:p>
     <w:p>
@@ -4497,7 +4696,7 @@
         <w:pStyle w:val="CommandBlock"/>
       </w:pPr>
       <w:r>
-        <w:t>od -A n -t u1 sample.bin</w:t>
+        <w:t>od -A n -t u1 ./c/sample.bin</w:t>
       </w:r>
     </w:p>
     <w:p>
@@ -4523,17 +4722,17 @@
         <w:pStyle w:val="RequiredOutput"/>
       </w:pPr>
       <w:r>
-        <w:t>Error: could not write sample.bin</w:t>
-      </w:r>
-    </w:p>
-    <w:p>
-      <w:pPr>
-        <w:keepNext/>
-      </w:pPr>
-    </w:p>
-    <w:p>
-      <w:r>
-        <w:t>Then $LASTEXITCODE prints 1, and Format-Hex prints 83 80 65 0 13 10 255 16: the file still holds its 8 bytes, because the program could not open it for writing, and no line claims that anything was written or read. The Error line is the program's own, so it is the same in every language.</w:t>
+        <w:t>Error: could not write c\sample.bin</w:t>
+      </w:r>
+    </w:p>
+    <w:p>
+      <w:pPr>
+        <w:keepNext/>
+      </w:pPr>
+    </w:p>
+    <w:p>
+      <w:r>
+        <w:t>Then $LASTEXITCODE prints 1, and Format-Hex prints 83 80 65 0 13 10 255 16: the file still holds its 8 bytes, because the program could not open it for writing, and no line claims that anything was written or read. The Error line is the program's own, so every language prints the same words, with its own folder in the path.</w:t>
       </w:r>
     </w:p>
     <w:p>
@@ -4575,7 +4774,7 @@
         <w:pStyle w:val="ListBullet"/>
       </w:pPr>
       <w:r>
-        <w:t>Text Mode Try: change "wb" to "w" in write_bytes_file, build, and run the Production-Minded program again. On Windows it stops with Error: sample.bin: wrote 8 bytes, but the file holds 9 and 9 were read, and exit code 1: text mode wrote 0x0A as 0x0D 0x0A, and the size check caught it. Change it back to "wb" and build again.</w:t>
+        <w:t>Text Mode Try: change "wb" to "w" in write_bytes_file, build, and run the Production-Minded program again. On Windows it stops with an Error line that names the file and says it wrote 8 bytes, but the file holds 9 and 9 were read, and exit code 1: text mode wrote 0x0A as 0x0D 0x0A, and the size check caught it. Change it back to "wb" and build again.</w:t>
       </w:r>
     </w:p>
     <w:p>
@@ -4869,8 +5068,53 @@
       <w:pPr>
         <w:pStyle w:val="SourceCode"/>
       </w:pPr>
-      <w:r>
-        <w:t xml:space="preserve">    const std::string path = "sample.bin";</w:t>
+    </w:p>
+    <w:p>
+      <w:pPr>
+        <w:pStyle w:val="SourceCode"/>
+      </w:pPr>
+      <w:r>
+        <w:t xml:space="preserve">    // The file's name is sample.bin, and it goes in the cpp folder, so the</w:t>
+      </w:r>
+    </w:p>
+    <w:p>
+      <w:pPr>
+        <w:pStyle w:val="SourceCode"/>
+      </w:pPr>
+      <w:r>
+        <w:t xml:space="preserve">    // C++ programs write only inside their own folder. Remember, join</w:t>
+      </w:r>
+    </w:p>
+    <w:p>
+      <w:pPr>
+        <w:pStyle w:val="SourceCode"/>
+      </w:pPr>
+      <w:r>
+        <w:t xml:space="preserve">    // builds the path with the right separator; in C++ that is / between</w:t>
+      </w:r>
+    </w:p>
+    <w:p>
+      <w:pPr>
+        <w:pStyle w:val="SourceCode"/>
+      </w:pPr>
+      <w:r>
+        <w:t xml:space="preserve">    // two parts, and .string() gives the joined path as plain text.</w:t>
+      </w:r>
+    </w:p>
+    <w:p>
+      <w:pPr>
+        <w:pStyle w:val="SourceCode"/>
+      </w:pPr>
+      <w:r>
+        <w:t xml:space="preserve">    const std::string path =</w:t>
+      </w:r>
+    </w:p>
+    <w:p>
+      <w:pPr>
+        <w:pStyle w:val="SourceCode"/>
+      </w:pPr>
+      <w:r>
+        <w:t xml:space="preserve">        (std::filesystem::path("cpp") / "sample.bin").string();</w:t>
       </w:r>
     </w:p>
     <w:p>
@@ -5726,7 +5970,7 @@
         <w:keepNext/>
       </w:pPr>
       <w:r>
-        <w:t>Wrote 8 bytes to sample.bin</w:t>
+        <w:t>Wrote 8 bytes to cpp\sample.bin</w:t>
       </w:r>
     </w:p>
     <w:p>
@@ -5735,7 +5979,7 @@
         <w:keepNext/>
       </w:pPr>
       <w:r>
-        <w:t>Read 8 bytes from sample.bin</w:t>
+        <w:t>Read 8 bytes from cpp\sample.bin</w:t>
       </w:r>
     </w:p>
     <w:p>
@@ -5857,7 +6101,7 @@
         <w:pStyle w:val="ListBullet"/>
       </w:pPr>
       <w:r>
-        <w:t>The program creates sample.bin in the folder you run it from, the lesson-3.16 folder, and replaces it on every run.</w:t>
+        <w:t>The program creates sample.bin in its own folder, .\cpp, inside the lesson-3.16 folder you run it from, and replaces it on every run; the Wrote and Read lines show the path it joined.</w:t>
       </w:r>
     </w:p>
     <w:p>
@@ -5886,7 +6130,7 @@
         <w:keepNext/>
       </w:pPr>
       <w:r>
-        <w:t>Now look at the file with PowerShell's own tools. (Get-Item sample.bin).Length prints its size in bytes, as in Lesson 3.10. Format-Hex reads a file's bytes; .Bytes gives them as numbers, and -join " " joins the numbers into one line with a space between them.</w:t>
+        <w:t>Now look at the file with PowerShell's own tools. (Get-Item .\cpp\sample.bin).Length prints its size in bytes, as in Lesson 3.10. Format-Hex reads a file's bytes; .Bytes gives them as numbers, and -join " " joins the numbers into one line with a space between them.</w:t>
       </w:r>
     </w:p>
     <w:p>
@@ -5900,7 +6144,7 @@
         <w:keepNext/>
       </w:pPr>
       <w:r>
-        <w:t>(Get-Item sample.bin).Length</w:t>
+        <w:t>(Get-Item .\cpp\sample.bin).Length</w:t>
       </w:r>
     </w:p>
     <w:p>
@@ -5908,7 +6152,7 @@
         <w:pStyle w:val="CommandBlock"/>
       </w:pPr>
       <w:r>
-        <w:t>(Format-Hex sample.bin).Bytes -join " "</w:t>
+        <w:t>(Format-Hex .\cpp\sample.bin).Bytes -join " "</w:t>
       </w:r>
     </w:p>
     <w:p>
@@ -5943,7 +6187,7 @@
         <w:keepNext/>
       </w:pPr>
       <w:r>
-        <w:t>wc -c &lt; sample.bin</w:t>
+        <w:t>wc -c &lt; ./cpp/sample.bin</w:t>
       </w:r>
     </w:p>
     <w:p>
@@ -5951,7 +6195,7 @@
         <w:pStyle w:val="CommandBlock"/>
       </w:pPr>
       <w:r>
-        <w:t>od -A n -t u1 sample.bin</w:t>
+        <w:t>od -A n -t u1 ./cpp/sample.bin</w:t>
       </w:r>
     </w:p>
     <w:p>
@@ -6533,8 +6777,45 @@
       <w:pPr>
         <w:pStyle w:val="SourceCode"/>
       </w:pPr>
-      <w:r>
-        <w:t xml:space="preserve">    const std::string path = "sample.bin";</w:t>
+    </w:p>
+    <w:p>
+      <w:pPr>
+        <w:pStyle w:val="SourceCode"/>
+      </w:pPr>
+      <w:r>
+        <w:t xml:space="preserve">    // The file goes in the cpp folder, so the C++ programs write only</w:t>
+      </w:r>
+    </w:p>
+    <w:p>
+      <w:pPr>
+        <w:pStyle w:val="SourceCode"/>
+      </w:pPr>
+      <w:r>
+        <w:t xml:space="preserve">    // inside their own folder. Remember, join builds the path with the</w:t>
+      </w:r>
+    </w:p>
+    <w:p>
+      <w:pPr>
+        <w:pStyle w:val="SourceCode"/>
+      </w:pPr>
+      <w:r>
+        <w:t xml:space="preserve">    // right separator.</w:t>
+      </w:r>
+    </w:p>
+    <w:p>
+      <w:pPr>
+        <w:pStyle w:val="SourceCode"/>
+      </w:pPr>
+      <w:r>
+        <w:t xml:space="preserve">    const std::string path =</w:t>
+      </w:r>
+    </w:p>
+    <w:p>
+      <w:pPr>
+        <w:pStyle w:val="SourceCode"/>
+      </w:pPr>
+      <w:r>
+        <w:t xml:space="preserve">        (std::filesystem::path("cpp") / "sample.bin").string();</w:t>
       </w:r>
     </w:p>
     <w:p>
@@ -7119,7 +7400,7 @@
         <w:keepNext/>
       </w:pPr>
       <w:r>
-        <w:t>Wrote 8 bytes to sample.bin</w:t>
+        <w:t>Wrote 8 bytes to cpp\sample.bin</w:t>
       </w:r>
     </w:p>
     <w:p>
@@ -7128,7 +7409,7 @@
         <w:keepNext/>
       </w:pPr>
       <w:r>
-        <w:t>Read 8 bytes from sample.bin</w:t>
+        <w:t>Read 8 bytes from cpp\sample.bin</w:t>
       </w:r>
     </w:p>
     <w:p>
@@ -7247,7 +7528,7 @@
         <w:keepNext/>
       </w:pPr>
       <w:r>
-        <w:t>Now make the write fail. Set-ItemProperty with IsReadOnly $true marks sample.bin read-only, as in Lesson 3.3, so no program may write it. The program runs, $LASTEXITCODE shows its exit code, the second Set-ItemProperty clears the mark, and Format-Hex shows the file's bytes.</w:t>
+        <w:t>Now make the write fail. Set-ItemProperty with IsReadOnly $true marks .\cpp\sample.bin read-only, as in Lesson 3.3, so no program may write it. The program runs, $LASTEXITCODE shows its exit code, the second Set-ItemProperty clears the mark, and Format-Hex shows the file's bytes.</w:t>
       </w:r>
     </w:p>
     <w:p>
@@ -7261,7 +7542,7 @@
         <w:keepNext/>
       </w:pPr>
       <w:r>
-        <w:t>Set-ItemProperty sample.bin IsReadOnly $true</w:t>
+        <w:t>Set-ItemProperty .\cpp\sample.bin IsReadOnly $true</w:t>
       </w:r>
     </w:p>
     <w:p>
@@ -7288,7 +7569,7 @@
         <w:keepNext/>
       </w:pPr>
       <w:r>
-        <w:t>Set-ItemProperty sample.bin IsReadOnly $false</w:t>
+        <w:t>Set-ItemProperty .\cpp\sample.bin IsReadOnly $false</w:t>
       </w:r>
     </w:p>
     <w:p>
@@ -7296,7 +7577,7 @@
         <w:pStyle w:val="CommandBlock"/>
       </w:pPr>
       <w:r>
-        <w:t>(Format-Hex sample.bin).Bytes -join " "</w:t>
+        <w:t>(Format-Hex .\cpp\sample.bin).Bytes -join " "</w:t>
       </w:r>
     </w:p>
     <w:p>
@@ -7331,7 +7612,7 @@
         <w:keepNext/>
       </w:pPr>
       <w:r>
-        <w:t>chmod a-w sample.bin</w:t>
+        <w:t>chmod a-w ./cpp/sample.bin</w:t>
       </w:r>
     </w:p>
     <w:p>
@@ -7358,7 +7639,7 @@
         <w:keepNext/>
       </w:pPr>
       <w:r>
-        <w:t>chmod u+w sample.bin</w:t>
+        <w:t>chmod u+w ./cpp/sample.bin</w:t>
       </w:r>
     </w:p>
     <w:p>
@@ -7366,7 +7647,7 @@
         <w:pStyle w:val="CommandBlock"/>
       </w:pPr>
       <w:r>
-        <w:t>od -A n -t u1 sample.bin</w:t>
+        <w:t>od -A n -t u1 ./cpp/sample.bin</w:t>
       </w:r>
     </w:p>
     <w:p>
@@ -7392,17 +7673,17 @@
         <w:pStyle w:val="RequiredOutput"/>
       </w:pPr>
       <w:r>
-        <w:t>Error: could not write sample.bin</w:t>
-      </w:r>
-    </w:p>
-    <w:p>
-      <w:pPr>
-        <w:keepNext/>
-      </w:pPr>
-    </w:p>
-    <w:p>
-      <w:r>
-        <w:t>Then $LASTEXITCODE prints 1, and Format-Hex prints 83 80 65 0 13 10 255 16: the file still holds its 8 bytes, because the program could not open it for writing, and no line claims that anything was written or read. The Error line is the program's own, so it is the same in every language.</w:t>
+        <w:t>Error: could not write cpp\sample.bin</w:t>
+      </w:r>
+    </w:p>
+    <w:p>
+      <w:pPr>
+        <w:keepNext/>
+      </w:pPr>
+    </w:p>
+    <w:p>
+      <w:r>
+        <w:t>Then $LASTEXITCODE prints 1, and Format-Hex prints 83 80 65 0 13 10 255 16: the file still holds its 8 bytes, because the program could not open it for writing, and no line claims that anything was written or read. The Error line is the program's own, so every language prints the same words, with its own folder in the path.</w:t>
       </w:r>
     </w:p>
     <w:p>
@@ -7444,7 +7725,7 @@
         <w:pStyle w:val="ListBullet"/>
       </w:pPr>
       <w:r>
-        <w:t>Text Mode Try: remove std::ios::binary from the std::ofstream in writeBytesFile, so that it reads std::ofstream output(path);, build, and run the Production-Minded program again. On Windows it stops with Error: sample.bin: wrote 8 bytes, but the file holds 9 and 9 were read, and exit code 1: text mode wrote 0x0A as 0x0D 0x0A, and the size check caught it. Put std::ios::binary back and build again.</w:t>
+        <w:t>Text Mode Try: remove std::ios::binary from the std::ofstream in writeBytesFile, so that it reads std::ofstream output(path);, build, and run the Production-Minded program again. On Windows it stops with an Error line that names the file and says it wrote 8 bytes, but the file holds 9 and 9 were read, and exit code 1: text mode wrote 0x0A as 0x0D 0x0A, and the size check caught it. Put std::ios::binary back and build again.</w:t>
       </w:r>
     </w:p>
     <w:p>
@@ -7563,7 +7844,7 @@
         <w:keepNext/>
       </w:pPr>
       <w:r>
-        <w:t>// System.IO; adds File and FileInfo.</w:t>
+        <w:t>// System.IO; adds File, FileInfo, and Path.</w:t>
       </w:r>
     </w:p>
     <w:p>
@@ -7695,8 +7976,45 @@
       <w:pPr>
         <w:pStyle w:val="SourceCode"/>
       </w:pPr>
-      <w:r>
-        <w:t xml:space="preserve">        string path = "sample.bin";</w:t>
+    </w:p>
+    <w:p>
+      <w:pPr>
+        <w:pStyle w:val="SourceCode"/>
+      </w:pPr>
+      <w:r>
+        <w:t xml:space="preserve">        // The file's name is sample.bin, and it goes in the csharp folder,</w:t>
+      </w:r>
+    </w:p>
+    <w:p>
+      <w:pPr>
+        <w:pStyle w:val="SourceCode"/>
+      </w:pPr>
+      <w:r>
+        <w:t xml:space="preserve">        // so the C# programs write only inside their own folder. Remember,</w:t>
+      </w:r>
+    </w:p>
+    <w:p>
+      <w:pPr>
+        <w:pStyle w:val="SourceCode"/>
+      </w:pPr>
+      <w:r>
+        <w:t xml:space="preserve">        // join builds the path with the right separator; in C# that is</w:t>
+      </w:r>
+    </w:p>
+    <w:p>
+      <w:pPr>
+        <w:pStyle w:val="SourceCode"/>
+      </w:pPr>
+      <w:r>
+        <w:t xml:space="preserve">        // Path.Combine.</w:t>
+      </w:r>
+    </w:p>
+    <w:p>
+      <w:pPr>
+        <w:pStyle w:val="SourceCode"/>
+      </w:pPr>
+      <w:r>
+        <w:t xml:space="preserve">        string path = Path.Combine("csharp", "sample.bin");</w:t>
       </w:r>
     </w:p>
     <w:p>
@@ -8582,7 +8900,7 @@
         <w:keepNext/>
       </w:pPr>
       <w:r>
-        <w:t>Wrote 8 bytes to sample.bin</w:t>
+        <w:t>Wrote 8 bytes to csharp\sample.bin</w:t>
       </w:r>
     </w:p>
     <w:p>
@@ -8591,7 +8909,7 @@
         <w:keepNext/>
       </w:pPr>
       <w:r>
-        <w:t>Read 8 bytes from sample.bin</w:t>
+        <w:t>Read 8 bytes from csharp\sample.bin</w:t>
       </w:r>
     </w:p>
     <w:p>
@@ -8713,7 +9031,7 @@
         <w:pStyle w:val="ListBullet"/>
       </w:pPr>
       <w:r>
-        <w:t>The program creates sample.bin in the folder you run it from, the lesson-3.16 folder, and replaces it on every run.</w:t>
+        <w:t>The program creates sample.bin in its own folder, .\csharp, inside the lesson-3.16 folder you run it from, and replaces it on every run; the Wrote and Read lines show the path it joined.</w:t>
       </w:r>
     </w:p>
     <w:p>
@@ -8742,7 +9060,7 @@
         <w:keepNext/>
       </w:pPr>
       <w:r>
-        <w:t>Now look at the file with PowerShell's own tools. (Get-Item sample.bin).Length prints its size in bytes, as in Lesson 3.10. Format-Hex reads a file's bytes; .Bytes gives them as numbers, and -join " " joins the numbers into one line with a space between them.</w:t>
+        <w:t>Now look at the file with PowerShell's own tools. (Get-Item .\csharp\sample.bin).Length prints its size in bytes, as in Lesson 3.10. Format-Hex reads a file's bytes; .Bytes gives them as numbers, and -join " " joins the numbers into one line with a space between them.</w:t>
       </w:r>
     </w:p>
     <w:p>
@@ -8756,7 +9074,7 @@
         <w:keepNext/>
       </w:pPr>
       <w:r>
-        <w:t>(Get-Item sample.bin).Length</w:t>
+        <w:t>(Get-Item .\csharp\sample.bin).Length</w:t>
       </w:r>
     </w:p>
     <w:p>
@@ -8764,7 +9082,7 @@
         <w:pStyle w:val="CommandBlock"/>
       </w:pPr>
       <w:r>
-        <w:t>(Format-Hex sample.bin).Bytes -join " "</w:t>
+        <w:t>(Format-Hex .\csharp\sample.bin).Bytes -join " "</w:t>
       </w:r>
     </w:p>
     <w:p>
@@ -8799,7 +9117,7 @@
         <w:keepNext/>
       </w:pPr>
       <w:r>
-        <w:t>wc -c &lt; sample.bin</w:t>
+        <w:t>wc -c &lt; ./csharp/sample.bin</w:t>
       </w:r>
     </w:p>
     <w:p>
@@ -8807,7 +9125,7 @@
         <w:pStyle w:val="CommandBlock"/>
       </w:pPr>
       <w:r>
-        <w:t>od -A n -t u1 sample.bin</w:t>
+        <w:t>od -A n -t u1 ./csharp/sample.bin</w:t>
       </w:r>
     </w:p>
     <w:p>
@@ -8906,7 +9224,7 @@
         <w:keepNext/>
       </w:pPr>
       <w:r>
-        <w:t>// System.IO; adds File and FileInfo.</w:t>
+        <w:t>// System.IO; adds File, FileInfo, and Path.</w:t>
       </w:r>
     </w:p>
     <w:p>
@@ -9147,8 +9465,37 @@
       <w:pPr>
         <w:pStyle w:val="SourceCode"/>
       </w:pPr>
-      <w:r>
-        <w:t xml:space="preserve">        string path = "sample.bin";</w:t>
+    </w:p>
+    <w:p>
+      <w:pPr>
+        <w:pStyle w:val="SourceCode"/>
+      </w:pPr>
+      <w:r>
+        <w:t xml:space="preserve">        // The file goes in the csharp folder, so the C# programs write only</w:t>
+      </w:r>
+    </w:p>
+    <w:p>
+      <w:pPr>
+        <w:pStyle w:val="SourceCode"/>
+      </w:pPr>
+      <w:r>
+        <w:t xml:space="preserve">        // inside their own folder. Remember, join builds the path with the</w:t>
+      </w:r>
+    </w:p>
+    <w:p>
+      <w:pPr>
+        <w:pStyle w:val="SourceCode"/>
+      </w:pPr>
+      <w:r>
+        <w:t xml:space="preserve">        // right separator.</w:t>
+      </w:r>
+    </w:p>
+    <w:p>
+      <w:pPr>
+        <w:pStyle w:val="SourceCode"/>
+      </w:pPr>
+      <w:r>
+        <w:t xml:space="preserve">        string path = Path.Combine("csharp", "sample.bin");</w:t>
       </w:r>
     </w:p>
     <w:p>
@@ -9875,7 +10222,7 @@
         <w:keepNext/>
       </w:pPr>
       <w:r>
-        <w:t>Wrote 8 bytes to sample.bin</w:t>
+        <w:t>Wrote 8 bytes to csharp\sample.bin</w:t>
       </w:r>
     </w:p>
     <w:p>
@@ -9884,7 +10231,7 @@
         <w:keepNext/>
       </w:pPr>
       <w:r>
-        <w:t>Read 8 bytes from sample.bin</w:t>
+        <w:t>Read 8 bytes from csharp\sample.bin</w:t>
       </w:r>
     </w:p>
     <w:p>
@@ -10003,7 +10350,7 @@
         <w:keepNext/>
       </w:pPr>
       <w:r>
-        <w:t>Now make the write fail. Set-ItemProperty with IsReadOnly $true marks sample.bin read-only, as in Lesson 3.3, so no program may write it. The program runs, $LASTEXITCODE shows its exit code, the second Set-ItemProperty clears the mark, and Format-Hex shows the file's bytes.</w:t>
+        <w:t>Now make the write fail. Set-ItemProperty with IsReadOnly $true marks .\csharp\sample.bin read-only, as in Lesson 3.3, so no program may write it. The program runs, $LASTEXITCODE shows its exit code, the second Set-ItemProperty clears the mark, and Format-Hex shows the file's bytes.</w:t>
       </w:r>
     </w:p>
     <w:p>
@@ -10017,7 +10364,7 @@
         <w:keepNext/>
       </w:pPr>
       <w:r>
-        <w:t>Set-ItemProperty sample.bin IsReadOnly $true</w:t>
+        <w:t>Set-ItemProperty .\csharp\sample.bin IsReadOnly $true</w:t>
       </w:r>
     </w:p>
     <w:p>
@@ -10044,7 +10391,7 @@
         <w:keepNext/>
       </w:pPr>
       <w:r>
-        <w:t>Set-ItemProperty sample.bin IsReadOnly $false</w:t>
+        <w:t>Set-ItemProperty .\csharp\sample.bin IsReadOnly $false</w:t>
       </w:r>
     </w:p>
     <w:p>
@@ -10052,7 +10399,7 @@
         <w:pStyle w:val="CommandBlock"/>
       </w:pPr>
       <w:r>
-        <w:t>(Format-Hex sample.bin).Bytes -join " "</w:t>
+        <w:t>(Format-Hex .\csharp\sample.bin).Bytes -join " "</w:t>
       </w:r>
     </w:p>
     <w:p>
@@ -10087,7 +10434,7 @@
         <w:keepNext/>
       </w:pPr>
       <w:r>
-        <w:t>chmod a-w sample.bin</w:t>
+        <w:t>chmod a-w ./csharp/sample.bin</w:t>
       </w:r>
     </w:p>
     <w:p>
@@ -10114,7 +10461,7 @@
         <w:keepNext/>
       </w:pPr>
       <w:r>
-        <w:t>chmod u+w sample.bin</w:t>
+        <w:t>chmod u+w ./csharp/sample.bin</w:t>
       </w:r>
     </w:p>
     <w:p>
@@ -10122,7 +10469,7 @@
         <w:pStyle w:val="CommandBlock"/>
       </w:pPr>
       <w:r>
-        <w:t>od -A n -t u1 sample.bin</w:t>
+        <w:t>od -A n -t u1 ./csharp/sample.bin</w:t>
       </w:r>
     </w:p>
     <w:p>
@@ -10148,17 +10495,17 @@
         <w:pStyle w:val="RequiredOutput"/>
       </w:pPr>
       <w:r>
-        <w:t>Error: could not write sample.bin</w:t>
-      </w:r>
-    </w:p>
-    <w:p>
-      <w:pPr>
-        <w:keepNext/>
-      </w:pPr>
-    </w:p>
-    <w:p>
-      <w:r>
-        <w:t>Then $LASTEXITCODE prints 1, and Format-Hex prints 83 80 65 0 13 10 255 16: the file still holds its 8 bytes, because the program could not open it for writing, and no line claims that anything was written or read. The Error line is the program's own, so it is the same in every language.</w:t>
+        <w:t>Error: could not write csharp\sample.bin</w:t>
+      </w:r>
+    </w:p>
+    <w:p>
+      <w:pPr>
+        <w:keepNext/>
+      </w:pPr>
+    </w:p>
+    <w:p>
+      <w:r>
+        <w:t>Then $LASTEXITCODE prints 1, and Format-Hex prints 83 80 65 0 13 10 255 16: the file still holds its 8 bytes, because the program could not open it for writing, and no line claims that anything was written or read. The Error line is the program's own, so every language prints the same words, with its own folder in the path.</w:t>
       </w:r>
     </w:p>
     <w:p>
@@ -10333,15 +10680,15 @@
         <w:pStyle w:val="SourceCode"/>
       </w:pPr>
       <w:r>
-        <w:t>// Remember, import brings in ready-made packages: fmt prints, and os holds</w:t>
-      </w:r>
-    </w:p>
-    <w:p>
-      <w:pPr>
-        <w:pStyle w:val="SourceCode"/>
-      </w:pPr>
-      <w:r>
-        <w:t>// Go's tools for files.</w:t>
+        <w:t>// Remember, import brings in ready-made packages: fmt prints, os holds</w:t>
+      </w:r>
+    </w:p>
+    <w:p>
+      <w:pPr>
+        <w:pStyle w:val="SourceCode"/>
+      </w:pPr>
+      <w:r>
+        <w:t>// Go's tools for files, and path/filepath joins paths.</w:t>
       </w:r>
     </w:p>
     <w:p>
@@ -10373,6 +10720,14 @@
         <w:pStyle w:val="SourceCode"/>
       </w:pPr>
       <w:r>
+        <w:t xml:space="preserve">    "path/filepath"</w:t>
+      </w:r>
+    </w:p>
+    <w:p>
+      <w:pPr>
+        <w:pStyle w:val="SourceCode"/>
+      </w:pPr>
+      <w:r>
         <w:t>)</w:t>
       </w:r>
     </w:p>
@@ -10465,8 +10820,37 @@
       <w:pPr>
         <w:pStyle w:val="SourceCode"/>
       </w:pPr>
-      <w:r>
-        <w:t xml:space="preserve">    var path string = "sample.bin"</w:t>
+    </w:p>
+    <w:p>
+      <w:pPr>
+        <w:pStyle w:val="SourceCode"/>
+      </w:pPr>
+      <w:r>
+        <w:t xml:space="preserve">    // The file's name is sample.bin, and it goes in the go folder, so the</w:t>
+      </w:r>
+    </w:p>
+    <w:p>
+      <w:pPr>
+        <w:pStyle w:val="SourceCode"/>
+      </w:pPr>
+      <w:r>
+        <w:t xml:space="preserve">    // Go programs write only inside their own folder. Remember, join builds</w:t>
+      </w:r>
+    </w:p>
+    <w:p>
+      <w:pPr>
+        <w:pStyle w:val="SourceCode"/>
+      </w:pPr>
+      <w:r>
+        <w:t xml:space="preserve">    // the path with the right separator; in Go that is filepath.Join.</w:t>
+      </w:r>
+    </w:p>
+    <w:p>
+      <w:pPr>
+        <w:pStyle w:val="SourceCode"/>
+      </w:pPr>
+      <w:r>
+        <w:t xml:space="preserve">    var path string = filepath.Join("go", "sample.bin")</w:t>
       </w:r>
     </w:p>
     <w:p>
@@ -11192,7 +11576,7 @@
         <w:keepNext/>
       </w:pPr>
       <w:r>
-        <w:t>Wrote 8 bytes to sample.bin</w:t>
+        <w:t>Wrote 8 bytes to go\sample.bin</w:t>
       </w:r>
     </w:p>
     <w:p>
@@ -11201,7 +11585,7 @@
         <w:keepNext/>
       </w:pPr>
       <w:r>
-        <w:t>Read 8 bytes from sample.bin</w:t>
+        <w:t>Read 8 bytes from go\sample.bin</w:t>
       </w:r>
     </w:p>
     <w:p>
@@ -11323,7 +11707,7 @@
         <w:pStyle w:val="ListBullet"/>
       </w:pPr>
       <w:r>
-        <w:t>The program creates sample.bin in the folder you run it from, the lesson-3.16 folder, and replaces it on every run.</w:t>
+        <w:t>The program creates sample.bin in its own folder, .\go, inside the lesson-3.16 folder you run it from, and replaces it on every run; the Wrote and Read lines show the path it joined.</w:t>
       </w:r>
     </w:p>
     <w:p>
@@ -11352,7 +11736,7 @@
         <w:keepNext/>
       </w:pPr>
       <w:r>
-        <w:t>Now look at the file with PowerShell's own tools. (Get-Item sample.bin).Length prints its size in bytes, as in Lesson 3.10. Format-Hex reads a file's bytes; .Bytes gives them as numbers, and -join " " joins the numbers into one line with a space between them.</w:t>
+        <w:t>Now look at the file with PowerShell's own tools. (Get-Item .\go\sample.bin).Length prints its size in bytes, as in Lesson 3.10. Format-Hex reads a file's bytes; .Bytes gives them as numbers, and -join " " joins the numbers into one line with a space between them.</w:t>
       </w:r>
     </w:p>
     <w:p>
@@ -11366,7 +11750,7 @@
         <w:keepNext/>
       </w:pPr>
       <w:r>
-        <w:t>(Get-Item sample.bin).Length</w:t>
+        <w:t>(Get-Item .\go\sample.bin).Length</w:t>
       </w:r>
     </w:p>
     <w:p>
@@ -11374,7 +11758,7 @@
         <w:pStyle w:val="CommandBlock"/>
       </w:pPr>
       <w:r>
-        <w:t>(Format-Hex sample.bin).Bytes -join " "</w:t>
+        <w:t>(Format-Hex .\go\sample.bin).Bytes -join " "</w:t>
       </w:r>
     </w:p>
     <w:p>
@@ -11409,7 +11793,7 @@
         <w:keepNext/>
       </w:pPr>
       <w:r>
-        <w:t>wc -c &lt; sample.bin</w:t>
+        <w:t>wc -c &lt; ./go/sample.bin</w:t>
       </w:r>
     </w:p>
     <w:p>
@@ -11417,7 +11801,7 @@
         <w:pStyle w:val="CommandBlock"/>
       </w:pPr>
       <w:r>
-        <w:t>od -A n -t u1 sample.bin</w:t>
+        <w:t>od -A n -t u1 ./go/sample.bin</w:t>
       </w:r>
     </w:p>
     <w:p>
@@ -11522,15 +11906,15 @@
         <w:keepNext/>
       </w:pPr>
       <w:r>
-        <w:t>// Remember, import brings in ready-made packages: fmt prints, and os holds</w:t>
-      </w:r>
-    </w:p>
-    <w:p>
-      <w:pPr>
-        <w:pStyle w:val="SourceCode"/>
-      </w:pPr>
-      <w:r>
-        <w:t>// Go's tools for files.</w:t>
+        <w:t>// Remember, import brings in ready-made packages: fmt prints, os holds</w:t>
+      </w:r>
+    </w:p>
+    <w:p>
+      <w:pPr>
+        <w:pStyle w:val="SourceCode"/>
+      </w:pPr>
+      <w:r>
+        <w:t>// Go's tools for files, and path/filepath joins paths.</w:t>
       </w:r>
     </w:p>
     <w:p>
@@ -11562,6 +11946,14 @@
         <w:pStyle w:val="SourceCode"/>
       </w:pPr>
       <w:r>
+        <w:t xml:space="preserve">    "path/filepath"</w:t>
+      </w:r>
+    </w:p>
+    <w:p>
+      <w:pPr>
+        <w:pStyle w:val="SourceCode"/>
+      </w:pPr>
+      <w:r>
         <w:t>)</w:t>
       </w:r>
     </w:p>
@@ -11739,8 +12131,37 @@
       <w:pPr>
         <w:pStyle w:val="SourceCode"/>
       </w:pPr>
-      <w:r>
-        <w:t xml:space="preserve">    var path string = "sample.bin"</w:t>
+    </w:p>
+    <w:p>
+      <w:pPr>
+        <w:pStyle w:val="SourceCode"/>
+      </w:pPr>
+      <w:r>
+        <w:t xml:space="preserve">    // The file goes in the go folder, so the Go programs write only inside</w:t>
+      </w:r>
+    </w:p>
+    <w:p>
+      <w:pPr>
+        <w:pStyle w:val="SourceCode"/>
+      </w:pPr>
+      <w:r>
+        <w:t xml:space="preserve">    // their own folder. Remember, join builds the path with the right</w:t>
+      </w:r>
+    </w:p>
+    <w:p>
+      <w:pPr>
+        <w:pStyle w:val="SourceCode"/>
+      </w:pPr>
+      <w:r>
+        <w:t xml:space="preserve">    // separator.</w:t>
+      </w:r>
+    </w:p>
+    <w:p>
+      <w:pPr>
+        <w:pStyle w:val="SourceCode"/>
+      </w:pPr>
+      <w:r>
+        <w:t xml:space="preserve">    var path string = filepath.Join("go", "sample.bin")</w:t>
       </w:r>
     </w:p>
     <w:p>
@@ -12315,7 +12736,7 @@
         <w:keepNext/>
       </w:pPr>
       <w:r>
-        <w:t>Wrote 8 bytes to sample.bin</w:t>
+        <w:t>Wrote 8 bytes to go\sample.bin</w:t>
       </w:r>
     </w:p>
     <w:p>
@@ -12324,7 +12745,7 @@
         <w:keepNext/>
       </w:pPr>
       <w:r>
-        <w:t>Read 8 bytes from sample.bin</w:t>
+        <w:t>Read 8 bytes from go\sample.bin</w:t>
       </w:r>
     </w:p>
     <w:p>
@@ -12443,7 +12864,7 @@
         <w:keepNext/>
       </w:pPr>
       <w:r>
-        <w:t>Now make the write fail. Set-ItemProperty with IsReadOnly $true marks sample.bin read-only, as in Lesson 3.3, so no program may write it. The program runs, $LASTEXITCODE shows its exit code, the second Set-ItemProperty clears the mark, and Format-Hex shows the file's bytes.</w:t>
+        <w:t>Now make the write fail. Set-ItemProperty with IsReadOnly $true marks .\go\sample.bin read-only, as in Lesson 3.3, so no program may write it. The program runs, $LASTEXITCODE shows its exit code, the second Set-ItemProperty clears the mark, and Format-Hex shows the file's bytes.</w:t>
       </w:r>
     </w:p>
     <w:p>
@@ -12457,7 +12878,7 @@
         <w:keepNext/>
       </w:pPr>
       <w:r>
-        <w:t>Set-ItemProperty sample.bin IsReadOnly $true</w:t>
+        <w:t>Set-ItemProperty .\go\sample.bin IsReadOnly $true</w:t>
       </w:r>
     </w:p>
     <w:p>
@@ -12484,7 +12905,7 @@
         <w:keepNext/>
       </w:pPr>
       <w:r>
-        <w:t>Set-ItemProperty sample.bin IsReadOnly $false</w:t>
+        <w:t>Set-ItemProperty .\go\sample.bin IsReadOnly $false</w:t>
       </w:r>
     </w:p>
     <w:p>
@@ -12492,7 +12913,7 @@
         <w:pStyle w:val="CommandBlock"/>
       </w:pPr>
       <w:r>
-        <w:t>(Format-Hex sample.bin).Bytes -join " "</w:t>
+        <w:t>(Format-Hex .\go\sample.bin).Bytes -join " "</w:t>
       </w:r>
     </w:p>
     <w:p>
@@ -12527,7 +12948,7 @@
         <w:keepNext/>
       </w:pPr>
       <w:r>
-        <w:t>chmod a-w sample.bin</w:t>
+        <w:t>chmod a-w ./go/sample.bin</w:t>
       </w:r>
     </w:p>
     <w:p>
@@ -12554,7 +12975,7 @@
         <w:keepNext/>
       </w:pPr>
       <w:r>
-        <w:t>chmod u+w sample.bin</w:t>
+        <w:t>chmod u+w ./go/sample.bin</w:t>
       </w:r>
     </w:p>
     <w:p>
@@ -12562,7 +12983,7 @@
         <w:pStyle w:val="CommandBlock"/>
       </w:pPr>
       <w:r>
-        <w:t>od -A n -t u1 sample.bin</w:t>
+        <w:t>od -A n -t u1 ./go/sample.bin</w:t>
       </w:r>
     </w:p>
     <w:p>
@@ -12588,17 +13009,17 @@
         <w:pStyle w:val="RequiredOutput"/>
       </w:pPr>
       <w:r>
-        <w:t>Error: could not write sample.bin</w:t>
-      </w:r>
-    </w:p>
-    <w:p>
-      <w:pPr>
-        <w:keepNext/>
-      </w:pPr>
-    </w:p>
-    <w:p>
-      <w:r>
-        <w:t>Then $LASTEXITCODE prints 1, and Format-Hex prints 83 80 65 0 13 10 255 16: the file still holds its 8 bytes, because the program could not open it for writing, and no line claims that anything was written or read. The Error line is the program's own, so it is the same in every language.</w:t>
+        <w:t>Error: could not write go\sample.bin</w:t>
+      </w:r>
+    </w:p>
+    <w:p>
+      <w:pPr>
+        <w:keepNext/>
+      </w:pPr>
+    </w:p>
+    <w:p>
+      <w:r>
+        <w:t>Then $LASTEXITCODE prints 1, and Format-Hex prints 83 80 65 0 13 10 255 16: the file still holds its 8 bytes, because the program could not open it for writing, and no line claims that anything was written or read. The Error line is the program's own, so every language prints the same words, with its own folder in the path.</w:t>
       </w:r>
     </w:p>
     <w:p>
@@ -12762,7 +13183,23 @@
         <w:keepNext/>
       </w:pPr>
       <w:r>
-        <w:t># methods. Remember, import sys makes the module usable under its name.</w:t>
+        <w:t># methods. Remember, import os and import sys make each module usable</w:t>
+      </w:r>
+    </w:p>
+    <w:p>
+      <w:pPr>
+        <w:pStyle w:val="SourceCode"/>
+      </w:pPr>
+      <w:r>
+        <w:t># under its name; os.path joins paths.</w:t>
+      </w:r>
+    </w:p>
+    <w:p>
+      <w:pPr>
+        <w:pStyle w:val="SourceCode"/>
+      </w:pPr>
+      <w:r>
+        <w:t>import os</w:t>
       </w:r>
     </w:p>
     <w:p>
@@ -12875,8 +13312,45 @@
       <w:pPr>
         <w:pStyle w:val="SourceCode"/>
       </w:pPr>
-      <w:r>
-        <w:t xml:space="preserve">    path = "sample.bin"</w:t>
+    </w:p>
+    <w:p>
+      <w:pPr>
+        <w:pStyle w:val="SourceCode"/>
+      </w:pPr>
+      <w:r>
+        <w:t xml:space="preserve">    # The file's name is sample.bin, and it goes in the python folder, so</w:t>
+      </w:r>
+    </w:p>
+    <w:p>
+      <w:pPr>
+        <w:pStyle w:val="SourceCode"/>
+      </w:pPr>
+      <w:r>
+        <w:t xml:space="preserve">    # the Python programs write only inside their own folder. Remember,</w:t>
+      </w:r>
+    </w:p>
+    <w:p>
+      <w:pPr>
+        <w:pStyle w:val="SourceCode"/>
+      </w:pPr>
+      <w:r>
+        <w:t xml:space="preserve">    # join builds the path with the right separator; in Python that is</w:t>
+      </w:r>
+    </w:p>
+    <w:p>
+      <w:pPr>
+        <w:pStyle w:val="SourceCode"/>
+      </w:pPr>
+      <w:r>
+        <w:t xml:space="preserve">    # os.path.join.</w:t>
+      </w:r>
+    </w:p>
+    <w:p>
+      <w:pPr>
+        <w:pStyle w:val="SourceCode"/>
+      </w:pPr>
+      <w:r>
+        <w:t xml:space="preserve">    path = os.path.join("python", "sample.bin")</w:t>
       </w:r>
     </w:p>
     <w:p>
@@ -13610,7 +14084,7 @@
         <w:keepNext/>
       </w:pPr>
       <w:r>
-        <w:t>Wrote 8 bytes to sample.bin</w:t>
+        <w:t>Wrote 8 bytes to python\sample.bin</w:t>
       </w:r>
     </w:p>
     <w:p>
@@ -13619,7 +14093,7 @@
         <w:keepNext/>
       </w:pPr>
       <w:r>
-        <w:t>Read 8 bytes from sample.bin</w:t>
+        <w:t>Read 8 bytes from python\sample.bin</w:t>
       </w:r>
     </w:p>
     <w:p>
@@ -13741,7 +14215,7 @@
         <w:pStyle w:val="ListBullet"/>
       </w:pPr>
       <w:r>
-        <w:t>The program creates sample.bin in the folder you run it from, the lesson-3.16 folder, and replaces it on every run.</w:t>
+        <w:t>The program creates sample.bin in its own folder, .\python, inside the lesson-3.16 folder you run it from, and replaces it on every run; the Wrote and Read lines show the path it joined.</w:t>
       </w:r>
     </w:p>
     <w:p>
@@ -13770,7 +14244,7 @@
         <w:keepNext/>
       </w:pPr>
       <w:r>
-        <w:t>Now look at the file with PowerShell's own tools. (Get-Item sample.bin).Length prints its size in bytes, as in Lesson 3.10. Format-Hex reads a file's bytes; .Bytes gives them as numbers, and -join " " joins the numbers into one line with a space between them.</w:t>
+        <w:t>Now look at the file with PowerShell's own tools. (Get-Item .\python\sample.bin).Length prints its size in bytes, as in Lesson 3.10. Format-Hex reads a file's bytes; .Bytes gives them as numbers, and -join " " joins the numbers into one line with a space between them.</w:t>
       </w:r>
     </w:p>
     <w:p>
@@ -13784,7 +14258,7 @@
         <w:keepNext/>
       </w:pPr>
       <w:r>
-        <w:t>(Get-Item sample.bin).Length</w:t>
+        <w:t>(Get-Item .\python\sample.bin).Length</w:t>
       </w:r>
     </w:p>
     <w:p>
@@ -13792,7 +14266,7 @@
         <w:pStyle w:val="CommandBlock"/>
       </w:pPr>
       <w:r>
-        <w:t>(Format-Hex sample.bin).Bytes -join " "</w:t>
+        <w:t>(Format-Hex .\python\sample.bin).Bytes -join " "</w:t>
       </w:r>
     </w:p>
     <w:p>
@@ -13827,7 +14301,7 @@
         <w:keepNext/>
       </w:pPr>
       <w:r>
-        <w:t>wc -c &lt; sample.bin</w:t>
+        <w:t>wc -c &lt; ./python/sample.bin</w:t>
       </w:r>
     </w:p>
     <w:p>
@@ -13835,7 +14309,7 @@
         <w:pStyle w:val="CommandBlock"/>
       </w:pPr>
       <w:r>
-        <w:t>od -A n -t u1 sample.bin</w:t>
+        <w:t>od -A n -t u1 ./python/sample.bin</w:t>
       </w:r>
     </w:p>
     <w:p>
@@ -13925,16 +14399,32 @@
         <w:keepNext/>
       </w:pPr>
       <w:r>
-        <w:t># Remember, import sys makes the module usable under its name, and Path</w:t>
-      </w:r>
-    </w:p>
-    <w:p>
-      <w:pPr>
-        <w:pStyle w:val="SourceCode"/>
-        <w:keepNext/>
-      </w:pPr>
-      <w:r>
-        <w:t># offers the file tools as its methods.</w:t>
+        <w:t># Remember, import os and import sys make each module usable under its</w:t>
+      </w:r>
+    </w:p>
+    <w:p>
+      <w:pPr>
+        <w:pStyle w:val="SourceCode"/>
+        <w:keepNext/>
+      </w:pPr>
+      <w:r>
+        <w:t># name; os.path joins paths, and Path offers the file tools as its</w:t>
+      </w:r>
+    </w:p>
+    <w:p>
+      <w:pPr>
+        <w:pStyle w:val="SourceCode"/>
+      </w:pPr>
+      <w:r>
+        <w:t># methods.</w:t>
+      </w:r>
+    </w:p>
+    <w:p>
+      <w:pPr>
+        <w:pStyle w:val="SourceCode"/>
+      </w:pPr>
+      <w:r>
+        <w:t>import os</w:t>
       </w:r>
     </w:p>
     <w:p>
@@ -14121,8 +14611,37 @@
       <w:pPr>
         <w:pStyle w:val="SourceCode"/>
       </w:pPr>
-      <w:r>
-        <w:t xml:space="preserve">    path = "sample.bin"</w:t>
+    </w:p>
+    <w:p>
+      <w:pPr>
+        <w:pStyle w:val="SourceCode"/>
+      </w:pPr>
+      <w:r>
+        <w:t xml:space="preserve">    # The file goes in the python folder, so the Python programs write only</w:t>
+      </w:r>
+    </w:p>
+    <w:p>
+      <w:pPr>
+        <w:pStyle w:val="SourceCode"/>
+      </w:pPr>
+      <w:r>
+        <w:t xml:space="preserve">    # inside their own folder. Remember, join builds the path with the right</w:t>
+      </w:r>
+    </w:p>
+    <w:p>
+      <w:pPr>
+        <w:pStyle w:val="SourceCode"/>
+      </w:pPr>
+      <w:r>
+        <w:t xml:space="preserve">    # separator.</w:t>
+      </w:r>
+    </w:p>
+    <w:p>
+      <w:pPr>
+        <w:pStyle w:val="SourceCode"/>
+      </w:pPr>
+      <w:r>
+        <w:t xml:space="preserve">    path = os.path.join("python", "sample.bin")</w:t>
       </w:r>
     </w:p>
     <w:p>
@@ -14641,7 +15160,7 @@
         <w:keepNext/>
       </w:pPr>
       <w:r>
-        <w:t>Wrote 8 bytes to sample.bin</w:t>
+        <w:t>Wrote 8 bytes to python\sample.bin</w:t>
       </w:r>
     </w:p>
     <w:p>
@@ -14650,7 +15169,7 @@
         <w:keepNext/>
       </w:pPr>
       <w:r>
-        <w:t>Read 8 bytes from sample.bin</w:t>
+        <w:t>Read 8 bytes from python\sample.bin</w:t>
       </w:r>
     </w:p>
     <w:p>
@@ -14769,7 +15288,7 @@
         <w:keepNext/>
       </w:pPr>
       <w:r>
-        <w:t>Now make the write fail. Set-ItemProperty with IsReadOnly $true marks sample.bin read-only, as in Lesson 3.3, so no program may write it. The program runs, $LASTEXITCODE shows its exit code, the second Set-ItemProperty clears the mark, and Format-Hex shows the file's bytes.</w:t>
+        <w:t>Now make the write fail. Set-ItemProperty with IsReadOnly $true marks .\python\sample.bin read-only, as in Lesson 3.3, so no program may write it. The program runs, $LASTEXITCODE shows its exit code, the second Set-ItemProperty clears the mark, and Format-Hex shows the file's bytes.</w:t>
       </w:r>
     </w:p>
     <w:p>
@@ -14783,7 +15302,7 @@
         <w:keepNext/>
       </w:pPr>
       <w:r>
-        <w:t>Set-ItemProperty sample.bin IsReadOnly $true</w:t>
+        <w:t>Set-ItemProperty .\python\sample.bin IsReadOnly $true</w:t>
       </w:r>
     </w:p>
     <w:p>
@@ -14810,7 +15329,7 @@
         <w:keepNext/>
       </w:pPr>
       <w:r>
-        <w:t>Set-ItemProperty sample.bin IsReadOnly $false</w:t>
+        <w:t>Set-ItemProperty .\python\sample.bin IsReadOnly $false</w:t>
       </w:r>
     </w:p>
     <w:p>
@@ -14818,7 +15337,7 @@
         <w:pStyle w:val="CommandBlock"/>
       </w:pPr>
       <w:r>
-        <w:t>(Format-Hex sample.bin).Bytes -join " "</w:t>
+        <w:t>(Format-Hex .\python\sample.bin).Bytes -join " "</w:t>
       </w:r>
     </w:p>
     <w:p>
@@ -14853,7 +15372,7 @@
         <w:keepNext/>
       </w:pPr>
       <w:r>
-        <w:t>chmod a-w sample.bin</w:t>
+        <w:t>chmod a-w ./python/sample.bin</w:t>
       </w:r>
     </w:p>
     <w:p>
@@ -14880,7 +15399,7 @@
         <w:keepNext/>
       </w:pPr>
       <w:r>
-        <w:t>chmod u+w sample.bin</w:t>
+        <w:t>chmod u+w ./python/sample.bin</w:t>
       </w:r>
     </w:p>
     <w:p>
@@ -14888,7 +15407,7 @@
         <w:pStyle w:val="CommandBlock"/>
       </w:pPr>
       <w:r>
-        <w:t>od -A n -t u1 sample.bin</w:t>
+        <w:t>od -A n -t u1 ./python/sample.bin</w:t>
       </w:r>
     </w:p>
     <w:p>
@@ -14914,17 +15433,17 @@
         <w:pStyle w:val="RequiredOutput"/>
       </w:pPr>
       <w:r>
-        <w:t>Error: could not write sample.bin</w:t>
-      </w:r>
-    </w:p>
-    <w:p>
-      <w:pPr>
-        <w:keepNext/>
-      </w:pPr>
-    </w:p>
-    <w:p>
-      <w:r>
-        <w:t>Then $LASTEXITCODE prints 1, and Format-Hex prints 83 80 65 0 13 10 255 16: the file still holds its 8 bytes, because the program could not open it for writing, and no line claims that anything was written or read. The Error line is the program's own, so it is the same in every language.</w:t>
+        <w:t>Error: could not write python\sample.bin</w:t>
+      </w:r>
+    </w:p>
+    <w:p>
+      <w:pPr>
+        <w:keepNext/>
+      </w:pPr>
+    </w:p>
+    <w:p>
+      <w:r>
+        <w:t>Then $LASTEXITCODE prints 1, and Format-Hex prints 83 80 65 0 13 10 255 16: the file still holds its 8 bytes, because the program could not open it for writing, and no line claims that anything was written or read. The Error line is the program's own, so every language prints the same words, with its own folder in the path.</w:t>
       </w:r>
     </w:p>
     <w:p>
@@ -15085,7 +15604,15 @@
         <w:keepNext/>
       </w:pPr>
       <w:r>
-        <w:t>// module; node:fs holds Node's tools for files.</w:t>
+        <w:t>// module; node:fs holds Node's tools for files, and node:path joins</w:t>
+      </w:r>
+    </w:p>
+    <w:p>
+      <w:pPr>
+        <w:pStyle w:val="SourceCode"/>
+      </w:pPr>
+      <w:r>
+        <w:t>// paths.</w:t>
       </w:r>
     </w:p>
     <w:p>
@@ -15100,6 +15627,14 @@
       <w:pPr>
         <w:pStyle w:val="SourceCode"/>
       </w:pPr>
+      <w:r>
+        <w:t>import { join } from "node:path";</w:t>
+      </w:r>
+    </w:p>
+    <w:p>
+      <w:pPr>
+        <w:pStyle w:val="SourceCode"/>
+      </w:pPr>
     </w:p>
     <w:p>
       <w:pPr>
@@ -15278,8 +15813,37 @@
       <w:pPr>
         <w:pStyle w:val="SourceCode"/>
       </w:pPr>
-      <w:r>
-        <w:t xml:space="preserve">    const path: string = "sample.bin";</w:t>
+    </w:p>
+    <w:p>
+      <w:pPr>
+        <w:pStyle w:val="SourceCode"/>
+      </w:pPr>
+      <w:r>
+        <w:t xml:space="preserve">    // The file's name is sample.bin, and it goes in the typescript folder,</w:t>
+      </w:r>
+    </w:p>
+    <w:p>
+      <w:pPr>
+        <w:pStyle w:val="SourceCode"/>
+      </w:pPr>
+      <w:r>
+        <w:t xml:space="preserve">    // so the TypeScript programs write only inside their own folder.</w:t>
+      </w:r>
+    </w:p>
+    <w:p>
+      <w:pPr>
+        <w:pStyle w:val="SourceCode"/>
+      </w:pPr>
+      <w:r>
+        <w:t xml:space="preserve">    // Remember, join builds the path with the right separator.</w:t>
+      </w:r>
+    </w:p>
+    <w:p>
+      <w:pPr>
+        <w:pStyle w:val="SourceCode"/>
+      </w:pPr>
+      <w:r>
+        <w:t xml:space="preserve">    const path: string = join("typescript", "sample.bin");</w:t>
       </w:r>
     </w:p>
     <w:p>
@@ -16037,7 +16601,7 @@
         <w:keepNext/>
       </w:pPr>
       <w:r>
-        <w:t>Wrote 8 bytes to sample.bin</w:t>
+        <w:t>Wrote 8 bytes to typescript\sample.bin</w:t>
       </w:r>
     </w:p>
     <w:p>
@@ -16046,7 +16610,7 @@
         <w:keepNext/>
       </w:pPr>
       <w:r>
-        <w:t>Read 8 bytes from sample.bin</w:t>
+        <w:t>Read 8 bytes from typescript\sample.bin</w:t>
       </w:r>
     </w:p>
     <w:p>
@@ -16168,7 +16732,7 @@
         <w:pStyle w:val="ListBullet"/>
       </w:pPr>
       <w:r>
-        <w:t>The program creates sample.bin in the folder you run it from, the lesson-3.16 folder, and replaces it on every run.</w:t>
+        <w:t>The program creates sample.bin in its own folder, .\typescript, inside the lesson-3.16 folder you run it from, and replaces it on every run; the Wrote and Read lines show the path it joined.</w:t>
       </w:r>
     </w:p>
     <w:p>
@@ -16197,7 +16761,7 @@
         <w:keepNext/>
       </w:pPr>
       <w:r>
-        <w:t>Now look at the file with PowerShell's own tools. (Get-Item sample.bin).Length prints its size in bytes, as in Lesson 3.10. Format-Hex reads a file's bytes; .Bytes gives them as numbers, and -join " " joins the numbers into one line with a space between them.</w:t>
+        <w:t>Now look at the file with PowerShell's own tools. (Get-Item .\typescript\sample.bin).Length prints its size in bytes, as in Lesson 3.10. Format-Hex reads a file's bytes; .Bytes gives them as numbers, and -join " " joins the numbers into one line with a space between them.</w:t>
       </w:r>
     </w:p>
     <w:p>
@@ -16211,7 +16775,7 @@
         <w:keepNext/>
       </w:pPr>
       <w:r>
-        <w:t>(Get-Item sample.bin).Length</w:t>
+        <w:t>(Get-Item .\typescript\sample.bin).Length</w:t>
       </w:r>
     </w:p>
     <w:p>
@@ -16219,7 +16783,7 @@
         <w:pStyle w:val="CommandBlock"/>
       </w:pPr>
       <w:r>
-        <w:t>(Format-Hex sample.bin).Bytes -join " "</w:t>
+        <w:t>(Format-Hex .\typescript\sample.bin).Bytes -join " "</w:t>
       </w:r>
     </w:p>
     <w:p>
@@ -16254,7 +16818,7 @@
         <w:keepNext/>
       </w:pPr>
       <w:r>
-        <w:t>wc -c &lt; sample.bin</w:t>
+        <w:t>wc -c &lt; ./typescript/sample.bin</w:t>
       </w:r>
     </w:p>
     <w:p>
@@ -16262,7 +16826,7 @@
         <w:pStyle w:val="CommandBlock"/>
       </w:pPr>
       <w:r>
-        <w:t>od -A n -t u1 sample.bin</w:t>
+        <w:t>od -A n -t u1 ./typescript/sample.bin</w:t>
       </w:r>
     </w:p>
     <w:p>
@@ -16361,7 +16925,7 @@
         <w:keepNext/>
       </w:pPr>
       <w:r>
-        <w:t>// Node's tools for files.</w:t>
+        <w:t>// Node's tools for files, and node:path joins paths.</w:t>
       </w:r>
     </w:p>
     <w:p>
@@ -16376,6 +16940,14 @@
       <w:pPr>
         <w:pStyle w:val="SourceCode"/>
       </w:pPr>
+      <w:r>
+        <w:t>import { join } from "node:path";</w:t>
+      </w:r>
+    </w:p>
+    <w:p>
+      <w:pPr>
+        <w:pStyle w:val="SourceCode"/>
+      </w:pPr>
     </w:p>
     <w:p>
       <w:pPr>
@@ -16591,8 +17163,37 @@
       <w:pPr>
         <w:pStyle w:val="SourceCode"/>
       </w:pPr>
-      <w:r>
-        <w:t xml:space="preserve">    const path: string = "sample.bin";</w:t>
+    </w:p>
+    <w:p>
+      <w:pPr>
+        <w:pStyle w:val="SourceCode"/>
+      </w:pPr>
+      <w:r>
+        <w:t xml:space="preserve">    // The file goes in the typescript folder, so the TypeScript programs</w:t>
+      </w:r>
+    </w:p>
+    <w:p>
+      <w:pPr>
+        <w:pStyle w:val="SourceCode"/>
+      </w:pPr>
+      <w:r>
+        <w:t xml:space="preserve">    // write only inside their own folder. Remember, join builds the path</w:t>
+      </w:r>
+    </w:p>
+    <w:p>
+      <w:pPr>
+        <w:pStyle w:val="SourceCode"/>
+      </w:pPr>
+      <w:r>
+        <w:t xml:space="preserve">    // with the right separator.</w:t>
+      </w:r>
+    </w:p>
+    <w:p>
+      <w:pPr>
+        <w:pStyle w:val="SourceCode"/>
+      </w:pPr>
+      <w:r>
+        <w:t xml:space="preserve">    const path: string = join("typescript", "sample.bin");</w:t>
       </w:r>
     </w:p>
     <w:p>
@@ -17215,7 +17816,7 @@
         <w:keepNext/>
       </w:pPr>
       <w:r>
-        <w:t>Wrote 8 bytes to sample.bin</w:t>
+        <w:t>Wrote 8 bytes to typescript\sample.bin</w:t>
       </w:r>
     </w:p>
     <w:p>
@@ -17224,7 +17825,7 @@
         <w:keepNext/>
       </w:pPr>
       <w:r>
-        <w:t>Read 8 bytes from sample.bin</w:t>
+        <w:t>Read 8 bytes from typescript\sample.bin</w:t>
       </w:r>
     </w:p>
     <w:p>
@@ -17343,7 +17944,7 @@
         <w:keepNext/>
       </w:pPr>
       <w:r>
-        <w:t>Now make the write fail. Set-ItemProperty with IsReadOnly $true marks sample.bin read-only, as in Lesson 3.3, so no program may write it. The program runs, $LASTEXITCODE shows its exit code, the second Set-ItemProperty clears the mark, and Format-Hex shows the file's bytes.</w:t>
+        <w:t>Now make the write fail. Set-ItemProperty with IsReadOnly $true marks .\typescript\sample.bin read-only, as in Lesson 3.3, so no program may write it. The program runs, $LASTEXITCODE shows its exit code, the second Set-ItemProperty clears the mark, and Format-Hex shows the file's bytes.</w:t>
       </w:r>
     </w:p>
     <w:p>
@@ -17357,7 +17958,7 @@
         <w:keepNext/>
       </w:pPr>
       <w:r>
-        <w:t>Set-ItemProperty sample.bin IsReadOnly $true</w:t>
+        <w:t>Set-ItemProperty .\typescript\sample.bin IsReadOnly $true</w:t>
       </w:r>
     </w:p>
     <w:p>
@@ -17384,7 +17985,7 @@
         <w:keepNext/>
       </w:pPr>
       <w:r>
-        <w:t>Set-ItemProperty sample.bin IsReadOnly $false</w:t>
+        <w:t>Set-ItemProperty .\typescript\sample.bin IsReadOnly $false</w:t>
       </w:r>
     </w:p>
     <w:p>
@@ -17392,7 +17993,7 @@
         <w:pStyle w:val="CommandBlock"/>
       </w:pPr>
       <w:r>
-        <w:t>(Format-Hex sample.bin).Bytes -join " "</w:t>
+        <w:t>(Format-Hex .\typescript\sample.bin).Bytes -join " "</w:t>
       </w:r>
     </w:p>
     <w:p>
@@ -17427,7 +18028,7 @@
         <w:keepNext/>
       </w:pPr>
       <w:r>
-        <w:t>chmod a-w sample.bin</w:t>
+        <w:t>chmod a-w ./typescript/sample.bin</w:t>
       </w:r>
     </w:p>
     <w:p>
@@ -17454,7 +18055,7 @@
         <w:keepNext/>
       </w:pPr>
       <w:r>
-        <w:t>chmod u+w sample.bin</w:t>
+        <w:t>chmod u+w ./typescript/sample.bin</w:t>
       </w:r>
     </w:p>
     <w:p>
@@ -17462,7 +18063,7 @@
         <w:pStyle w:val="CommandBlock"/>
       </w:pPr>
       <w:r>
-        <w:t>od -A n -t u1 sample.bin</w:t>
+        <w:t>od -A n -t u1 ./typescript/sample.bin</w:t>
       </w:r>
     </w:p>
     <w:p>
@@ -17488,17 +18089,17 @@
         <w:pStyle w:val="RequiredOutput"/>
       </w:pPr>
       <w:r>
-        <w:t>Error: could not write sample.bin</w:t>
-      </w:r>
-    </w:p>
-    <w:p>
-      <w:pPr>
-        <w:keepNext/>
-      </w:pPr>
-    </w:p>
-    <w:p>
-      <w:r>
-        <w:t>Then $LASTEXITCODE prints 1, and Format-Hex prints 83 80 65 0 13 10 255 16: the file still holds its 8 bytes, because the program could not open it for writing, and no line claims that anything was written or read. The Error line is the program's own, so it is the same in every language.</w:t>
+        <w:t>Error: could not write typescript\sample.bin</w:t>
+      </w:r>
+    </w:p>
+    <w:p>
+      <w:pPr>
+        <w:keepNext/>
+      </w:pPr>
+    </w:p>
+    <w:p>
+      <w:r>
+        <w:t>Then $LASTEXITCODE prints 1, and Format-Hex prints 83 80 65 0 13 10 255 16: the file still holds its 8 bytes, because the program could not open it for writing, and no line claims that anything was written or read. The Error line is the program's own, so every language prints the same words, with its own folder in the path.</w:t>
       </w:r>
     </w:p>
     <w:p>
@@ -18041,7 +18642,7 @@
         <w:keepNext/>
       </w:pPr>
       <w:r>
-        <w:t>Every program works with these values.</w:t>
+        <w:t>Every program works with these values. The paths are C's; each language uses its own folder name in place of c.</w:t>
       </w:r>
     </w:p>
     <w:p>
@@ -18064,7 +18665,7 @@
         <w:keepNext/>
       </w:pPr>
       <w:r>
-        <w:t>File: sample.bin, in the lesson-3.16 folder, replaced on every run</w:t>
+        <w:t>File: c\sample.bin (each language's own folder), replaced on every run</w:t>
       </w:r>
     </w:p>
     <w:p>
@@ -18118,7 +18719,7 @@
         <w:keepNext/>
       </w:pPr>
       <w:r>
-        <w:t>Challenge: copy big.bin (10000 bytes) to big-copy.bin in 4096-byte</w:t>
+        <w:t>Challenge: copy big.bin (10000 bytes, shared) to c\big-copy.bin in</w:t>
       </w:r>
     </w:p>
     <w:p>
@@ -18126,7 +18727,7 @@
         <w:pStyle w:val="RequiredOutput"/>
       </w:pPr>
       <w:r>
-        <w:t xml:space="preserve">  chunks: 4096, 4096, then 1808</w:t>
+        <w:t xml:space="preserve">  4096-byte chunks: 4096, 4096, then 1808</w:t>
       </w:r>
     </w:p>
     <w:p>
@@ -18152,7 +18753,7 @@
         <w:keepNext/>
       </w:pPr>
       <w:r>
-        <w:t>Every Basic and Production-Minded program shows these lines and ends with exit code 0.</w:t>
+        <w:t>Every Basic and Production-Minded program shows these lines and ends with exit code 0. These are the C lines; each language prints its own folder name in place of c.</w:t>
       </w:r>
     </w:p>
     <w:p>
@@ -18166,7 +18767,7 @@
         <w:keepNext/>
       </w:pPr>
       <w:r>
-        <w:t>Wrote 8 bytes to sample.bin</w:t>
+        <w:t>Wrote 8 bytes to c\sample.bin</w:t>
       </w:r>
     </w:p>
     <w:p>
@@ -18175,7 +18776,7 @@
         <w:keepNext/>
       </w:pPr>
       <w:r>
-        <w:t>Read 8 bytes from sample.bin</w:t>
+        <w:t>Read 8 bytes from c\sample.bin</w:t>
       </w:r>
     </w:p>
     <w:p>
@@ -18439,7 +19040,7 @@
         <w:keepNext/>
       </w:pPr>
       <w:r>
-        <w:t>With the ninth byte added, and exit code 0:</w:t>
+        <w:t>With the ninth byte added, and exit code 0. These are the C lines; each language prints its own folder name in place of c.</w:t>
       </w:r>
     </w:p>
     <w:p>
@@ -18453,7 +19054,7 @@
         <w:keepNext/>
       </w:pPr>
       <w:r>
-        <w:t>Wrote 9 bytes to sample.bin</w:t>
+        <w:t>Wrote 9 bytes to c\sample.bin</w:t>
       </w:r>
     </w:p>
     <w:p>
@@ -18462,7 +19063,7 @@
         <w:keepNext/>
       </w:pPr>
       <w:r>
-        <w:t>Read 9 bytes from sample.bin</w:t>
+        <w:t>Read 9 bytes from c\sample.bin</w:t>
       </w:r>
     </w:p>
     <w:p>
@@ -18633,7 +19234,7 @@
     </w:p>
     <w:p>
       <w:r>
-        <w:t>Both print 10000. Then change the Production-Minded program so that, after the File size line, it copies big.bin to big-copy.bin in chunks:</w:t>
+        <w:t>Both print 10000. big.bin stays in the lesson-3.16 folder, shared, because every language only reads it. Then change the Production-Minded program so that, after the File size line, it copies big.bin to big-copy.bin in chunks. The copy is written, so it goes in the language's own folder, joined the same way as sample.bin: .\c\big-copy.bin for C, .\cpp\big-copy.bin for C++, and so on.</w:t>
       </w:r>
     </w:p>
     <w:p>
@@ -18968,10 +19569,10 @@
     </w:p>
     <w:p>
       <w:r>
-        <w:t>Run it. The output must match the Required Challenge Output below: two full chunks of 4096 bytes and a last one of 1808, which add up to 10000. Then check that the copy holds the same bytes, not just the same number of them. In PowerShell, (Get-FileHash big.bin).Hash -eq (Get-FileHash big-copy.bin).Hash must print True: Get-FileHash computes a SHA-256 hash of each file, which changes if even one byte differs. On Linux or macOS, cmp big.bin big-copy.bin &amp;&amp; echo same must print same: cmp prints nothing when e</w:t>
-      </w:r>
-      <w:r>
-        <w:t>very byte matches, and &amp;&amp; then runs echo.</w:t>
+        <w:t xml:space="preserve">Run it. The output must match the Required Challenge Output below: two full chunks of 4096 bytes and a last one of 1808, which add up to 10000. Then check that the copy holds the same bytes, not just the same number of them. In PowerShell, (Get-FileHash big.bin).Hash -eq (Get-FileHash .\c\big-copy.bin).Hash must print True for C: Get-FileHash computes a SHA-256 hash of each file, which changes if even one byte differs. On Linux or macOS, cmp big.bin ./c/big-copy.bin &amp;&amp; echo same must print same: cmp prints </w:t>
+      </w:r>
+      <w:r>
+        <w:t>nothing when every byte matches, and &amp;&amp; then runs echo. For another language, type its folder name in place of c: cpp, csharp, go, python, typescript.</w:t>
       </w:r>
     </w:p>
     <w:p>
@@ -19007,7 +19608,7 @@
         <w:keepNext/>
       </w:pPr>
       <w:r>
-        <w:t>With big.bin copied in chunks after the sample, and exit code 0:</w:t>
+        <w:t>With big.bin copied in chunks after the sample, and exit code 0. These are the C lines; each language prints its own folder name in place of c.</w:t>
       </w:r>
     </w:p>
     <w:p>
@@ -19021,7 +19622,7 @@
         <w:keepNext/>
       </w:pPr>
       <w:r>
-        <w:t>Wrote 8 bytes to sample.bin</w:t>
+        <w:t>Wrote 8 bytes to c\sample.bin</w:t>
       </w:r>
     </w:p>
     <w:p>
@@ -19030,7 +19631,7 @@
         <w:keepNext/>
       </w:pPr>
       <w:r>
-        <w:t>Read 8 bytes from sample.bin</w:t>
+        <w:t>Read 8 bytes from c\sample.bin</w:t>
       </w:r>
     </w:p>
     <w:p>
@@ -19145,7 +19746,7 @@
         <w:keepNext/>
       </w:pPr>
       <w:r>
-        <w:t>With both changes, and exit code 0:</w:t>
+        <w:t>With both changes, and exit code 0. These are the C lines; each language prints its own folder name in place of c.</w:t>
       </w:r>
     </w:p>
     <w:p>
@@ -19159,7 +19760,7 @@
         <w:keepNext/>
       </w:pPr>
       <w:r>
-        <w:t>Wrote 9 bytes to sample.bin</w:t>
+        <w:t>Wrote 9 bytes to c\sample.bin</w:t>
       </w:r>
     </w:p>
     <w:p>
@@ -19168,7 +19769,7 @@
         <w:keepNext/>
       </w:pPr>
       <w:r>
-        <w:t>Read 9 bytes from sample.bin</w:t>
+        <w:t>Read 9 bytes from c\sample.bin</w:t>
       </w:r>
     </w:p>
     <w:p>
@@ -19561,31 +20162,31 @@
       </w:rPr>
     </w:lvl>
   </w:abstractNum>
-  <w:num w:numId="1" w16cid:durableId="1716813503">
+  <w:num w:numId="1" w16cid:durableId="1433234351">
     <w:abstractNumId w:val="8"/>
   </w:num>
-  <w:num w:numId="2" w16cid:durableId="1677806324">
+  <w:num w:numId="2" w16cid:durableId="1169757086">
     <w:abstractNumId w:val="6"/>
   </w:num>
-  <w:num w:numId="3" w16cid:durableId="2036347666">
+  <w:num w:numId="3" w16cid:durableId="1596747127">
     <w:abstractNumId w:val="5"/>
   </w:num>
-  <w:num w:numId="4" w16cid:durableId="529949840">
+  <w:num w:numId="4" w16cid:durableId="1174757572">
     <w:abstractNumId w:val="4"/>
   </w:num>
-  <w:num w:numId="5" w16cid:durableId="498545561">
+  <w:num w:numId="5" w16cid:durableId="1584028876">
     <w:abstractNumId w:val="7"/>
   </w:num>
-  <w:num w:numId="6" w16cid:durableId="1552570107">
+  <w:num w:numId="6" w16cid:durableId="580793890">
     <w:abstractNumId w:val="3"/>
   </w:num>
-  <w:num w:numId="7" w16cid:durableId="1779792659">
+  <w:num w:numId="7" w16cid:durableId="2096703844">
     <w:abstractNumId w:val="2"/>
   </w:num>
-  <w:num w:numId="8" w16cid:durableId="199783629">
+  <w:num w:numId="8" w16cid:durableId="2081292826">
     <w:abstractNumId w:val="1"/>
   </w:num>
-  <w:num w:numId="9" w16cid:durableId="2067409883">
+  <w:num w:numId="9" w16cid:durableId="885137817">
     <w:abstractNumId w:val="0"/>
   </w:num>
 </w:numbering>
